--- a/Hộ Kinh Doanh Chạm Spa Wellness Healthcare Relaxation/GiayDeNghi_HoKinhDoanh.docx
+++ b/Hộ Kinh Doanh Chạm Spa Wellness Healthcare Relaxation/GiayDeNghi_HoKinhDoanh.docx
@@ -193,7 +193,7 @@
           <w:sz w:val="26"/>
           <w:szCs w:val="26"/>
         </w:rPr>
-        <w:t>31</w:t>
+        <w:t>11</w:t>
       </w:r>
       <w:r>
         <w:rPr>
@@ -223,8 +223,20 @@
           <w:sz w:val="26"/>
           <w:szCs w:val="26"/>
         </w:rPr>
-        <w:t>03</w:t>
-      </w:r>
+        <w:t>0</w:t>
+      </w:r>
+      <w:r>
+        <w:rPr>
+          <w:rFonts w:eastAsia="Times New Roman"/>
+          <w:i/>
+          <w:iCs/>
+          <w:sz w:val="26"/>
+          <w:szCs w:val="26"/>
+        </w:rPr>
+        <w:t>4</w:t>
+      </w:r>
+      <w:bookmarkStart w:id="0" w:name="_GoBack"/>
+      <w:bookmarkEnd w:id="0"/>
       <w:r>
         <w:rPr>
           <w:rFonts w:eastAsia="Times New Roman"/>
@@ -294,7 +306,6 @@
         </w:rPr>
         <w:t xml:space="preserve">Phòng kinh tế phường </w:t>
       </w:r>
-      <w:proofErr w:type="gramStart"/>
       <w:r>
         <w:rPr>
           <w:rFonts w:eastAsia="Times New Roman"/>
@@ -303,18 +314,7 @@
           <w:sz w:val="26"/>
           <w:szCs w:val="26"/>
         </w:rPr>
-        <w:t>An</w:t>
-      </w:r>
-      <w:proofErr w:type="gramEnd"/>
-      <w:r>
-        <w:rPr>
-          <w:rFonts w:eastAsia="Times New Roman"/>
-          <w:i/>
-          <w:iCs/>
-          <w:sz w:val="26"/>
-          <w:szCs w:val="26"/>
-        </w:rPr>
-        <w:t xml:space="preserve"> Phú</w:t>
+        <w:t>Phường Bình Hòa</w:t>
       </w:r>
     </w:p>
     <w:p>
@@ -364,7 +364,7 @@
           <w:sz w:val="26"/>
           <w:szCs w:val="26"/>
         </w:rPr>
-        <w:t>NGUYỄN THU HUYỀN</w:t>
+        <w:t>NGUYỄN THỊ QUYÊN</w:t>
       </w:r>
     </w:p>
     <w:p>
@@ -402,7 +402,7 @@
           <w:sz w:val="26"/>
           <w:szCs w:val="26"/>
         </w:rPr>
-        <w:t>02-06-1983</w:t>
+        <w:t>24/12/1991</w:t>
       </w:r>
     </w:p>
     <w:p>
@@ -478,7 +478,7 @@
           <w:sz w:val="26"/>
           <w:szCs w:val="26"/>
         </w:rPr>
-        <w:t>064183007938</w:t>
+        <w:t>068191010430</w:t>
       </w:r>
     </w:p>
     <w:p>
@@ -544,7 +544,14 @@
           <w:sz w:val="26"/>
           <w:szCs w:val="26"/>
         </w:rPr>
-        <w:t xml:space="preserve">0329683044 </w:t>
+        <w:t>0366791776</w:t>
+      </w:r>
+      <w:r>
+        <w:rPr>
+          <w:sz w:val="26"/>
+          <w:szCs w:val="26"/>
+        </w:rPr>
+        <w:t xml:space="preserve"> </w:t>
       </w:r>
       <w:r>
         <w:rPr>
@@ -582,7 +589,7 @@
           <w:sz w:val="26"/>
           <w:szCs w:val="26"/>
         </w:rPr>
-        <w:t>huyen020683@gmail.com</w:t>
+        <w:t>Windynguyen.dt@gmail.com</w:t>
       </w:r>
     </w:p>
     <w:p>
@@ -710,16 +717,7 @@
                 <w:sz w:val="26"/>
                 <w:szCs w:val="26"/>
               </w:rPr>
-              <w:t>Số nhà/phòng, ngách/hẻm, ngõ/kiệt, đường/phố/đại lộ, tổ/xóm/ấp/</w:t>
-            </w:r>
-            <w:proofErr w:type="gramStart"/>
-            <w:r>
-              <w:rPr>
-                <w:spacing w:val="-8"/>
-                <w:sz w:val="26"/>
-                <w:szCs w:val="26"/>
-              </w:rPr>
-              <w:t>thôn</w:t>
+              <w:t>Số nhà/phòng, ngách/hẻm, ngõ/kiệt, đường/phố/đại lộ, tổ/xóm/ấp/thôn</w:t>
             </w:r>
             <w:r>
               <w:rPr>
@@ -729,19 +727,21 @@
               <w:t>:</w:t>
             </w:r>
             <w:r>
-              <w:rPr>
-                <w:sz w:val="26"/>
-                <w:szCs w:val="26"/>
-              </w:rPr>
-              <w:t>Thôn</w:t>
-            </w:r>
-            <w:proofErr w:type="gramEnd"/>
-            <w:r>
-              <w:rPr>
-                <w:sz w:val="26"/>
-                <w:szCs w:val="26"/>
-              </w:rPr>
-              <w:t xml:space="preserve"> Sa la </w:t>
+              <w:t xml:space="preserve"> </w:t>
+            </w:r>
+            <w:r>
+              <w:rPr>
+                <w:sz w:val="26"/>
+                <w:szCs w:val="26"/>
+              </w:rPr>
+              <w:t>B942, Khu phố 4</w:t>
+            </w:r>
+            <w:r>
+              <w:rPr>
+                <w:sz w:val="26"/>
+                <w:szCs w:val="26"/>
+              </w:rPr>
+              <w:t xml:space="preserve"> </w:t>
             </w:r>
           </w:p>
           <w:p>
@@ -765,7 +765,30 @@
                 <w:sz w:val="26"/>
                 <w:szCs w:val="26"/>
               </w:rPr>
-              <w:t>c khu: Xã La Hrú</w:t>
+              <w:t xml:space="preserve">c khu: </w:t>
+            </w:r>
+            <w:r>
+              <w:rPr>
+                <w:sz w:val="26"/>
+                <w:szCs w:val="26"/>
+              </w:rPr>
+              <w:t xml:space="preserve">Phường </w:t>
+            </w:r>
+            <w:proofErr w:type="gramStart"/>
+            <w:r>
+              <w:rPr>
+                <w:sz w:val="26"/>
+                <w:szCs w:val="26"/>
+              </w:rPr>
+              <w:t>An</w:t>
+            </w:r>
+            <w:proofErr w:type="gramEnd"/>
+            <w:r>
+              <w:rPr>
+                <w:sz w:val="26"/>
+                <w:szCs w:val="26"/>
+              </w:rPr>
+              <w:t xml:space="preserve"> Phú</w:t>
             </w:r>
           </w:p>
           <w:p>
@@ -789,7 +812,14 @@
                 <w:sz w:val="26"/>
                 <w:szCs w:val="26"/>
               </w:rPr>
-              <w:t>g: Tỉnh Gia Lai</w:t>
+              <w:t xml:space="preserve">g: </w:t>
+            </w:r>
+            <w:r>
+              <w:rPr>
+                <w:sz w:val="26"/>
+                <w:szCs w:val="26"/>
+              </w:rPr>
+              <w:t>Thành Phố Hồ Chí Minh</w:t>
             </w:r>
           </w:p>
           <w:p>
@@ -830,44 +860,17 @@
                 <w:sz w:val="26"/>
                 <w:szCs w:val="26"/>
               </w:rPr>
-              <w:t xml:space="preserve">: </w:t>
-            </w:r>
-            <w:r>
-              <w:rPr>
-                <w:sz w:val="26"/>
-                <w:szCs w:val="26"/>
-              </w:rPr>
-              <w:t>Số</w:t>
-            </w:r>
-            <w:r>
-              <w:rPr>
-                <w:sz w:val="26"/>
-                <w:szCs w:val="26"/>
-              </w:rPr>
-              <w:t xml:space="preserve"> 2-</w:t>
-            </w:r>
-            <w:proofErr w:type="gramStart"/>
-            <w:r>
-              <w:rPr>
-                <w:sz w:val="26"/>
-                <w:szCs w:val="26"/>
-              </w:rPr>
-              <w:t>4 ,</w:t>
-            </w:r>
-            <w:proofErr w:type="gramEnd"/>
-            <w:r>
-              <w:rPr>
-                <w:sz w:val="26"/>
-                <w:szCs w:val="26"/>
-              </w:rPr>
-              <w:t xml:space="preserve"> DC 69 </w:t>
-            </w:r>
-            <w:r>
-              <w:rPr>
-                <w:sz w:val="26"/>
-                <w:szCs w:val="26"/>
-              </w:rPr>
-              <w:t>, Khu Phố 4</w:t>
+              <w:t>:</w:t>
+            </w:r>
+            <w:r>
+              <w:t xml:space="preserve"> </w:t>
+            </w:r>
+            <w:r>
+              <w:rPr>
+                <w:sz w:val="26"/>
+                <w:szCs w:val="26"/>
+              </w:rPr>
+              <w:t xml:space="preserve">B942, Khu phố 4 </w:t>
             </w:r>
           </w:p>
           <w:p>
@@ -891,14 +894,7 @@
                 <w:sz w:val="26"/>
                 <w:szCs w:val="26"/>
               </w:rPr>
-              <w:t>c khu: Phườ</w:t>
-            </w:r>
-            <w:r>
-              <w:rPr>
-                <w:sz w:val="26"/>
-                <w:szCs w:val="26"/>
-              </w:rPr>
-              <w:t xml:space="preserve">ng </w:t>
+              <w:t xml:space="preserve">c khu: Phường </w:t>
             </w:r>
             <w:proofErr w:type="gramStart"/>
             <w:r>
@@ -914,14 +910,7 @@
                 <w:sz w:val="26"/>
                 <w:szCs w:val="26"/>
               </w:rPr>
-              <w:t xml:space="preserve"> Phú </w:t>
-            </w:r>
-            <w:r>
-              <w:rPr>
-                <w:sz w:val="26"/>
-                <w:szCs w:val="26"/>
-              </w:rPr>
-              <w:tab/>
+              <w:t xml:space="preserve"> Phú</w:t>
             </w:r>
           </w:p>
           <w:p>
@@ -938,14 +927,14 @@
                 <w:sz w:val="26"/>
                 <w:szCs w:val="26"/>
               </w:rPr>
-              <w:t>Tỉnh/Thành phố trực thuộ</w:t>
-            </w:r>
-            <w:r>
-              <w:rPr>
-                <w:sz w:val="26"/>
-                <w:szCs w:val="26"/>
-              </w:rPr>
-              <w:t>c trung ương: Thành Phố Hồ Chí Minh</w:t>
+              <w:t xml:space="preserve">Tỉnh/Thành phố trực thuộc trung ương: </w:t>
+            </w:r>
+            <w:r>
+              <w:rPr>
+                <w:sz w:val="26"/>
+                <w:szCs w:val="26"/>
+              </w:rPr>
+              <w:t>Thành Phố Hồ Chí Minh</w:t>
             </w:r>
           </w:p>
           <w:p>
@@ -1101,17 +1090,7 @@
           <w:sz w:val="26"/>
           <w:szCs w:val="26"/>
         </w:rPr>
-        <w:t xml:space="preserve">HỘ KINH DOANH </w:t>
-      </w:r>
-      <w:r>
-        <w:rPr>
-          <w:rFonts w:eastAsia="Times New Roman"/>
-          <w:b/>
-          <w:bCs/>
-          <w:sz w:val="26"/>
-          <w:szCs w:val="26"/>
-        </w:rPr>
-        <w:t>HOTEL BỐN MÙA</w:t>
+        <w:t>HỘ KINH DOANH CHẠM SPA WELLNESS HEALTHCARE RELAXATION</w:t>
       </w:r>
     </w:p>
     <w:p>
@@ -1161,11 +1140,32 @@
       <w:r>
         <w:rPr>
           <w:rFonts w:eastAsia="Times New Roman"/>
+          <w:b/>
           <w:bCs/>
           <w:sz w:val="26"/>
           <w:szCs w:val="26"/>
         </w:rPr>
-        <w:tab/>
+        <w:t>CH</w:t>
+      </w:r>
+      <w:r>
+        <w:rPr>
+          <w:rFonts w:eastAsia="Times New Roman"/>
+          <w:b/>
+          <w:bCs/>
+          <w:sz w:val="26"/>
+          <w:szCs w:val="26"/>
+        </w:rPr>
+        <w:t>A</w:t>
+      </w:r>
+      <w:r>
+        <w:rPr>
+          <w:rFonts w:eastAsia="Times New Roman"/>
+          <w:b/>
+          <w:bCs/>
+          <w:sz w:val="26"/>
+          <w:szCs w:val="26"/>
+        </w:rPr>
+        <w:t>M SPA</w:t>
       </w:r>
     </w:p>
     <w:p>
@@ -1258,7 +1258,7 @@
           <w:szCs w:val="26"/>
         </w:rPr>
       </w:pPr>
-      <w:bookmarkStart w:id="0" w:name="_Hlk174047335"/>
+      <w:bookmarkStart w:id="1" w:name="_Hlk174047335"/>
       <w:r>
         <w:rPr>
           <w:spacing w:val="-8"/>
@@ -1273,42 +1273,15 @@
           <w:sz w:val="26"/>
           <w:szCs w:val="26"/>
         </w:rPr>
-        <w:t>: Số Ô 105-107</w:t>
-      </w:r>
-      <w:r>
-        <w:rPr>
-          <w:sz w:val="26"/>
-          <w:szCs w:val="26"/>
-        </w:rPr>
-        <w:t xml:space="preserve">, </w:t>
-      </w:r>
-      <w:r>
-        <w:rPr>
-          <w:sz w:val="26"/>
-          <w:szCs w:val="26"/>
-        </w:rPr>
-        <w:t>DC23, Đ</w:t>
-      </w:r>
-      <w:r>
-        <w:rPr>
-          <w:sz w:val="26"/>
-          <w:szCs w:val="26"/>
-        </w:rPr>
-        <w:t>ườ</w:t>
-      </w:r>
-      <w:r>
-        <w:rPr>
-          <w:sz w:val="26"/>
-          <w:szCs w:val="26"/>
-        </w:rPr>
-        <w:t>ng D20</w:t>
-      </w:r>
-      <w:r>
-        <w:rPr>
-          <w:sz w:val="26"/>
-          <w:szCs w:val="26"/>
-        </w:rPr>
-        <w:t>, KDC Việt Sing, Khu Phố 4</w:t>
+        <w:t xml:space="preserve">: </w:t>
+      </w:r>
+      <w:r>
+        <w:rPr>
+          <w:rFonts w:eastAsia="Times New Roman"/>
+          <w:sz w:val="26"/>
+          <w:szCs w:val="26"/>
+        </w:rPr>
+        <w:t>Số 10B, Đại lộ Hữu Nghị, Khu công nghiệp Việt Nam - Singapore</w:t>
       </w:r>
     </w:p>
     <w:p>
@@ -1345,23 +1318,7 @@
           <w:sz w:val="26"/>
           <w:szCs w:val="26"/>
         </w:rPr>
-        <w:t xml:space="preserve">Phường </w:t>
-      </w:r>
-      <w:proofErr w:type="gramStart"/>
-      <w:r>
-        <w:rPr>
-          <w:sz w:val="26"/>
-          <w:szCs w:val="26"/>
-        </w:rPr>
-        <w:t>An</w:t>
-      </w:r>
-      <w:proofErr w:type="gramEnd"/>
-      <w:r>
-        <w:rPr>
-          <w:sz w:val="26"/>
-          <w:szCs w:val="26"/>
-        </w:rPr>
-        <w:t xml:space="preserve"> Phú</w:t>
+        <w:t>Phường Bình Hòa</w:t>
       </w:r>
     </w:p>
     <w:p>
@@ -1393,7 +1350,7 @@
         <w:t>thành phố Hồ Chí Minh</w:t>
       </w:r>
     </w:p>
-    <w:bookmarkEnd w:id="0"/>
+    <w:bookmarkEnd w:id="1"/>
     <w:p>
       <w:pPr>
         <w:tabs>
@@ -1429,7 +1386,7 @@
           <w:sz w:val="26"/>
           <w:szCs w:val="26"/>
         </w:rPr>
-        <w:t>0329683044</w:t>
+        <w:t>0366791776</w:t>
       </w:r>
       <w:r>
         <w:rPr>
@@ -1837,7 +1794,7 @@
                 <w:lang w:eastAsia="zh-CN"/>
               </w:rPr>
             </w:pPr>
-            <w:bookmarkStart w:id="1" w:name="_Hlk153876461"/>
+            <w:bookmarkStart w:id="2" w:name="_Hlk153876461"/>
             <w:r>
               <w:rPr>
                 <w:rFonts w:eastAsia="Times New Roman"/>
@@ -2035,7 +1992,41 @@
                 <w:szCs w:val="26"/>
                 <w:lang w:eastAsia="zh-CN"/>
               </w:rPr>
-              <w:t>Dịch vụ lưu trú ngắn ngày khác</w:t>
+              <w:t>Dịch vụ chăm sóc sắc đẹp và các hoạt động làm đẹp khác</w:t>
+            </w:r>
+          </w:p>
+          <w:p>
+            <w:pPr>
+              <w:tabs>
+                <w:tab w:val="left" w:leader="dot" w:pos="9072"/>
+              </w:tabs>
+              <w:suppressAutoHyphens/>
+              <w:snapToGrid w:val="0"/>
+              <w:spacing w:before="120"/>
+              <w:rPr>
+                <w:rFonts w:eastAsia="Times New Roman"/>
+                <w:sz w:val="26"/>
+                <w:szCs w:val="26"/>
+                <w:lang w:eastAsia="zh-CN"/>
+              </w:rPr>
+            </w:pPr>
+            <w:r>
+              <w:rPr>
+                <w:rFonts w:eastAsia="Times New Roman"/>
+                <w:sz w:val="26"/>
+                <w:szCs w:val="26"/>
+                <w:lang w:eastAsia="zh-CN"/>
+              </w:rPr>
+              <w:t>Chi tiết: Massage mặt, chăm sóc da mặt, gội đầu dưỡng sinh (Cơ sở chỉ được hoạt động khi đảm bảo đủ các điều kiện về quy hoạch sử dụng đất, quy hoạch đô thị của thành phố; Đồng thời, phải thực hiện đúng các quy định của pháp luật về đất đai, xây dựng, phòng cháy chữa cháy, an ninh trật tự, bảo vệ môi trường, an toàn thực phẩm và các điều kiện kinh doanh đối với ngàn</w:t>
+            </w:r>
+            <w:r>
+              <w:rPr>
+                <w:rFonts w:eastAsia="Times New Roman"/>
+                <w:sz w:val="26"/>
+                <w:szCs w:val="26"/>
+                <w:lang w:eastAsia="zh-CN"/>
+              </w:rPr>
+              <w:t>h nghề kinh doanh có điều kiện)</w:t>
             </w:r>
           </w:p>
         </w:tc>
@@ -2074,7 +2065,7 @@
                 <w:szCs w:val="26"/>
                 <w:lang w:eastAsia="zh-CN"/>
               </w:rPr>
-              <w:t>5520</w:t>
+              <w:t>9622</w:t>
             </w:r>
           </w:p>
         </w:tc>
@@ -2167,6 +2158,7 @@
                 <w:szCs w:val="26"/>
                 <w:lang w:eastAsia="zh-CN"/>
               </w:rPr>
+              <w:lastRenderedPageBreak/>
               <w:t>2</w:t>
             </w:r>
           </w:p>
@@ -2204,7 +2196,32 @@
                 <w:szCs w:val="26"/>
                 <w:lang w:eastAsia="zh-CN"/>
               </w:rPr>
-              <w:t xml:space="preserve">Nhà hàng và các dịch vụ ăn uống phục vụ lưu động </w:t>
+              <w:t>Dịch vụ spa và xông hơi</w:t>
+            </w:r>
+          </w:p>
+          <w:p>
+            <w:pPr>
+              <w:tabs>
+                <w:tab w:val="left" w:leader="dot" w:pos="9072"/>
+              </w:tabs>
+              <w:suppressAutoHyphens/>
+              <w:snapToGrid w:val="0"/>
+              <w:spacing w:before="120"/>
+              <w:rPr>
+                <w:rFonts w:eastAsia="Times New Roman"/>
+                <w:sz w:val="26"/>
+                <w:szCs w:val="26"/>
+                <w:lang w:eastAsia="zh-CN"/>
+              </w:rPr>
+            </w:pPr>
+            <w:r>
+              <w:rPr>
+                <w:rFonts w:eastAsia="Times New Roman"/>
+                <w:sz w:val="26"/>
+                <w:szCs w:val="26"/>
+                <w:lang w:eastAsia="zh-CN"/>
+              </w:rPr>
+              <w:t>Chi tiết: Dịch vụ spa và xông hơi (Cơ sở phải thực hiện đúng các quy định của pháp luật khi đi vào hoạt động, không sử dụng thuốc gây tê dạng tiêm và phải đáp ứng các điều kiện được quy định tại Điều 40 Nghị định 96/2023/NĐ-CP ngày 30/12/2023)</w:t>
             </w:r>
           </w:p>
         </w:tc>
@@ -2243,7 +2260,7 @@
                 <w:szCs w:val="26"/>
                 <w:lang w:eastAsia="zh-CN"/>
               </w:rPr>
-              <w:t>5610</w:t>
+              <w:t>9623</w:t>
             </w:r>
           </w:p>
         </w:tc>
@@ -2279,7 +2296,7 @@
         </w:tc>
       </w:tr>
     </w:tbl>
-    <w:bookmarkEnd w:id="1"/>
+    <w:bookmarkEnd w:id="2"/>
     <w:p>
       <w:pPr>
         <w:tabs>
@@ -2359,15 +2376,7 @@
           <w:sz w:val="26"/>
           <w:szCs w:val="26"/>
         </w:rPr>
-        <w:t>1.</w:t>
-      </w:r>
-      <w:r>
-        <w:rPr>
-          <w:rFonts w:eastAsia="Times New Roman"/>
-          <w:sz w:val="26"/>
-          <w:szCs w:val="26"/>
-        </w:rPr>
-        <w:t>5</w:t>
+        <w:t>3</w:t>
       </w:r>
       <w:r>
         <w:rPr>
@@ -2383,25 +2392,23 @@
           <w:sz w:val="26"/>
           <w:szCs w:val="26"/>
         </w:rPr>
-        <w:t xml:space="preserve"> </w:t>
-      </w:r>
-      <w:proofErr w:type="gramStart"/>
-      <w:r>
-        <w:rPr>
-          <w:rFonts w:eastAsia="Times New Roman"/>
-          <w:sz w:val="26"/>
-          <w:szCs w:val="26"/>
-        </w:rPr>
-        <w:t>( Một</w:t>
-      </w:r>
-      <w:proofErr w:type="gramEnd"/>
-      <w:r>
-        <w:rPr>
-          <w:rFonts w:eastAsia="Times New Roman"/>
-          <w:sz w:val="26"/>
-          <w:szCs w:val="26"/>
-        </w:rPr>
-        <w:t xml:space="preserve"> tỷ năm trăm triệu đồng chẵn</w:t>
+        <w:t xml:space="preserve"> (</w:t>
+      </w:r>
+      <w:r>
+        <w:rPr>
+          <w:rFonts w:eastAsia="Times New Roman"/>
+          <w:sz w:val="26"/>
+          <w:szCs w:val="26"/>
+        </w:rPr>
+        <w:t>Ba</w:t>
+      </w:r>
+      <w:r>
+        <w:rPr>
+          <w:rFonts w:eastAsia="Times New Roman"/>
+          <w:sz w:val="26"/>
+          <w:szCs w:val="26"/>
+        </w:rPr>
+        <w:t xml:space="preserve"> trăm triệu đồng chẵn</w:t>
       </w:r>
       <w:r>
         <w:rPr>
@@ -2584,7 +2591,6 @@
           <w:sz w:val="26"/>
           <w:szCs w:val="26"/>
         </w:rPr>
-        <w:lastRenderedPageBreak/>
         <w:t xml:space="preserve">Tỉnh/Thành phố trực thuộc trung ương: </w:t>
       </w:r>
       <w:r>
@@ -3427,7 +3433,7 @@
           <w:szCs w:val="26"/>
         </w:rPr>
       </w:pPr>
-      <w:bookmarkStart w:id="2" w:name="_Hlk153694676"/>
+      <w:bookmarkStart w:id="3" w:name="_Hlk153694676"/>
       <w:r>
         <w:rPr>
           <w:rFonts w:eastAsia="Times New Roman"/>
@@ -4367,7 +4373,18 @@
           <w:sz w:val="26"/>
           <w:szCs w:val="26"/>
         </w:rPr>
-        <w:t>(trường hợp hộ kinh doanh do các thành viên hộ gia đình đăng ký thành lập)</w:t>
+        <w:t xml:space="preserve">(trường hợp hộ kinh doanh </w:t>
+      </w:r>
+      <w:r>
+        <w:rPr>
+          <w:rFonts w:eastAsia="Times New Roman"/>
+          <w:i/>
+          <w:iCs/>
+          <w:sz w:val="26"/>
+          <w:szCs w:val="26"/>
+        </w:rPr>
+        <w:lastRenderedPageBreak/>
+        <w:t>do các thành viên hộ gia đình đăng ký thành lập)</w:t>
       </w:r>
       <w:r>
         <w:rPr>
@@ -4377,7 +4394,7 @@
         </w:rPr>
         <w:t xml:space="preserve"> </w:t>
       </w:r>
-      <w:bookmarkStart w:id="3" w:name="_Hlk144312687"/>
+      <w:bookmarkStart w:id="4" w:name="_Hlk144312687"/>
       <w:r>
         <w:rPr>
           <w:rFonts w:eastAsia="Times New Roman"/>
@@ -4386,7 +4403,7 @@
         </w:rPr>
         <w:t>đồng ý chia sẻ thông tin cá nhân được lưu giữ tại Cơ sở dữ liệu quốc gia về dân cư cho Cơ quan đăng ký kinh doanh cấp xã, Cơ quan quản lý nhà nước về đăng ký kinh doanh để phục vụ công tác quản lý nhà nước về đăng ký hộ kinh doanh theo quy định</w:t>
       </w:r>
-      <w:bookmarkEnd w:id="3"/>
+      <w:bookmarkEnd w:id="4"/>
       <w:r>
         <w:rPr>
           <w:rFonts w:eastAsia="Times New Roman"/>
@@ -4589,7 +4606,6 @@
           <w:sz w:val="26"/>
           <w:szCs w:val="26"/>
         </w:rPr>
-        <w:lastRenderedPageBreak/>
         <w:t>- Hoàn toàn chịu trách nhiệm trước pháp luật về tính hợp pháp, chính xác và trung thực của nội dung đăng ký trên.</w:t>
       </w:r>
     </w:p>
@@ -4810,8 +4826,6 @@
                 <w:szCs w:val="26"/>
               </w:rPr>
             </w:pPr>
-            <w:bookmarkStart w:id="4" w:name="_GoBack"/>
-            <w:bookmarkEnd w:id="4"/>
           </w:p>
           <w:p>
             <w:pPr>
@@ -4841,12 +4855,12 @@
                 <w:sz w:val="26"/>
                 <w:szCs w:val="26"/>
               </w:rPr>
-              <w:t>NGUYỄN THU HUYỀN</w:t>
+              <w:t>NGUYỄN THỊ QUYÊN</w:t>
             </w:r>
           </w:p>
         </w:tc>
       </w:tr>
-      <w:bookmarkEnd w:id="2"/>
+      <w:bookmarkEnd w:id="3"/>
     </w:tbl>
     <w:p>
       <w:pPr>
@@ -5678,7 +5692,7 @@
   <w:style w:type="paragraph" w:default="1" w:styleId="Normal">
     <w:name w:val="Normal"/>
     <w:qFormat/>
-    <w:rsid w:val="00FE5495"/>
+    <w:rsid w:val="00294D0C"/>
     <w:pPr>
       <w:spacing w:after="0" w:line="240" w:lineRule="auto"/>
     </w:pPr>

--- a/Hộ Kinh Doanh Chạm Spa Wellness Healthcare Relaxation/GiayDeNghi_HoKinhDoanh.docx
+++ b/Hộ Kinh Doanh Chạm Spa Wellness Healthcare Relaxation/GiayDeNghi_HoKinhDoanh.docx
@@ -146,7 +146,7 @@
               </wp:anchor>
             </w:drawing>
           </mc:Choice>
-          <mc:Fallback xmlns:w16sdtfl="http://schemas.microsoft.com/office/word/2024/wordml/sdtformatlock" xmlns:w16sdtdh="http://schemas.microsoft.com/office/word/2020/wordml/sdtdatahash" xmlns:w16du="http://schemas.microsoft.com/office/word/2023/wordml/word16du" xmlns:w16="http://schemas.microsoft.com/office/word/2018/wordml" xmlns:w16cid="http://schemas.microsoft.com/office/word/2016/wordml/cid" xmlns:w16cex="http://schemas.microsoft.com/office/word/2018/wordml/cex" xmlns:oel="http://schemas.microsoft.com/office/2019/extlst" xmlns:am3d="http://schemas.microsoft.com/office/drawing/2017/model3d" xmlns:aink="http://schemas.microsoft.com/office/drawing/2016/ink" xmlns:cx8="http://schemas.microsoft.com/office/drawing/2016/5/14/chartex" xmlns:cx7="http://schemas.microsoft.com/office/drawing/2016/5/13/chartex" xmlns:cx6="http://schemas.microsoft.com/office/drawing/2016/5/12/chartex" xmlns:cx5="http://schemas.microsoft.com/office/drawing/2016/5/11/chartex" xmlns:cx4="http://schemas.microsoft.com/office/drawing/2016/5/10/chartex" xmlns:cx3="http://schemas.microsoft.com/office/drawing/2016/5/9/chartex" xmlns:cx2="http://schemas.microsoft.com/office/drawing/2015/10/21/chartex" xmlns:cx1="http://schemas.microsoft.com/office/drawing/2015/9/8/chartex">
+          <mc:Fallback xmlns:cx1="http://schemas.microsoft.com/office/drawing/2015/9/8/chartex" xmlns:cx2="http://schemas.microsoft.com/office/drawing/2015/10/21/chartex" xmlns:cx3="http://schemas.microsoft.com/office/drawing/2016/5/9/chartex" xmlns:cx4="http://schemas.microsoft.com/office/drawing/2016/5/10/chartex" xmlns:cx5="http://schemas.microsoft.com/office/drawing/2016/5/11/chartex" xmlns:cx6="http://schemas.microsoft.com/office/drawing/2016/5/12/chartex" xmlns:cx7="http://schemas.microsoft.com/office/drawing/2016/5/13/chartex" xmlns:cx8="http://schemas.microsoft.com/office/drawing/2016/5/14/chartex" xmlns:aink="http://schemas.microsoft.com/office/drawing/2016/ink" xmlns:am3d="http://schemas.microsoft.com/office/drawing/2017/model3d" xmlns:oel="http://schemas.microsoft.com/office/2019/extlst" xmlns:w16cex="http://schemas.microsoft.com/office/word/2018/wordml/cex" xmlns:w16cid="http://schemas.microsoft.com/office/word/2016/wordml/cid" xmlns:w16="http://schemas.microsoft.com/office/word/2018/wordml" xmlns:w16du="http://schemas.microsoft.com/office/word/2023/wordml/word16du" xmlns:w16sdtdh="http://schemas.microsoft.com/office/word/2020/wordml/sdtdatahash" xmlns:w16sdtfl="http://schemas.microsoft.com/office/word/2024/wordml/sdtformatlock">
             <w:pict>
               <v:line w14:anchorId="787BDFBF" id="Straight Connector 1378541316" o:spid="_x0000_s1026" style="position:absolute;z-index:251659264;visibility:visible;mso-wrap-style:square;mso-width-percent:0;mso-height-percent:0;mso-wrap-distance-left:9pt;mso-wrap-distance-top:-3e-5mm;mso-wrap-distance-right:9pt;mso-wrap-distance-bottom:-3e-5mm;mso-position-horizontal:absolute;mso-position-horizontal-relative:text;mso-position-vertical:absolute;mso-position-vertical-relative:text;mso-width-percent:0;mso-height-percent:0;mso-width-relative:page;mso-height-relative:page" from="147.15pt,2.85pt" to="306.85pt,2.85pt" o:gfxdata="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"/>
             </w:pict>
@@ -235,8 +235,6 @@
         </w:rPr>
         <w:t>4</w:t>
       </w:r>
-      <w:bookmarkStart w:id="0" w:name="_GoBack"/>
-      <w:bookmarkEnd w:id="0"/>
       <w:r>
         <w:rPr>
           <w:rFonts w:eastAsia="Times New Roman"/>
@@ -1258,7 +1256,7 @@
           <w:szCs w:val="26"/>
         </w:rPr>
       </w:pPr>
-      <w:bookmarkStart w:id="1" w:name="_Hlk174047335"/>
+      <w:bookmarkStart w:id="0" w:name="_Hlk174047335"/>
       <w:r>
         <w:rPr>
           <w:spacing w:val="-8"/>
@@ -1281,7 +1279,38 @@
           <w:sz w:val="26"/>
           <w:szCs w:val="26"/>
         </w:rPr>
-        <w:t>Số 10B, Đại lộ Hữu Nghị, Khu công nghiệp Việt Nam - Singapore</w:t>
+        <w:t xml:space="preserve">Số 10B, Đại lộ Hữu Nghị, Khu công nghiệp Việt Nam </w:t>
+      </w:r>
+      <w:r>
+        <w:rPr>
+          <w:rFonts w:eastAsia="Times New Roman"/>
+          <w:sz w:val="26"/>
+          <w:szCs w:val="26"/>
+        </w:rPr>
+        <w:t>–</w:t>
+      </w:r>
+      <w:r>
+        <w:rPr>
+          <w:rFonts w:eastAsia="Times New Roman"/>
+          <w:sz w:val="26"/>
+          <w:szCs w:val="26"/>
+        </w:rPr>
+        <w:t xml:space="preserve"> Singapore</w:t>
+      </w:r>
+      <w:r>
+        <w:rPr>
+          <w:rFonts w:eastAsia="Times New Roman"/>
+          <w:sz w:val="26"/>
+          <w:szCs w:val="26"/>
+        </w:rPr>
+        <w:t xml:space="preserve">, khu phố </w:t>
+      </w:r>
+      <w:r>
+        <w:rPr>
+          <w:sz w:val="26"/>
+          <w:szCs w:val="26"/>
+        </w:rPr>
+        <w:t>Bình Hòa</w:t>
       </w:r>
     </w:p>
     <w:p>
@@ -1350,7 +1379,7 @@
         <w:t>thành phố Hồ Chí Minh</w:t>
       </w:r>
     </w:p>
-    <w:bookmarkEnd w:id="1"/>
+    <w:bookmarkEnd w:id="0"/>
     <w:p>
       <w:pPr>
         <w:tabs>
@@ -1624,7 +1653,7 @@
               </wp:anchor>
             </w:drawing>
           </mc:Choice>
-          <mc:Fallback xmlns:w16sdtfl="http://schemas.microsoft.com/office/word/2024/wordml/sdtformatlock" xmlns:w16sdtdh="http://schemas.microsoft.com/office/word/2020/wordml/sdtdatahash" xmlns:w16du="http://schemas.microsoft.com/office/word/2023/wordml/word16du" xmlns:w16="http://schemas.microsoft.com/office/word/2018/wordml" xmlns:w16cid="http://schemas.microsoft.com/office/word/2016/wordml/cid" xmlns:w16cex="http://schemas.microsoft.com/office/word/2018/wordml/cex" xmlns:oel="http://schemas.microsoft.com/office/2019/extlst" xmlns:am3d="http://schemas.microsoft.com/office/drawing/2017/model3d" xmlns:aink="http://schemas.microsoft.com/office/drawing/2016/ink" xmlns:cx8="http://schemas.microsoft.com/office/drawing/2016/5/14/chartex" xmlns:cx7="http://schemas.microsoft.com/office/drawing/2016/5/13/chartex" xmlns:cx6="http://schemas.microsoft.com/office/drawing/2016/5/12/chartex" xmlns:cx5="http://schemas.microsoft.com/office/drawing/2016/5/11/chartex" xmlns:cx4="http://schemas.microsoft.com/office/drawing/2016/5/10/chartex" xmlns:cx3="http://schemas.microsoft.com/office/drawing/2016/5/9/chartex" xmlns:cx2="http://schemas.microsoft.com/office/drawing/2015/10/21/chartex" xmlns:cx1="http://schemas.microsoft.com/office/drawing/2015/9/8/chartex">
+          <mc:Fallback xmlns:cx1="http://schemas.microsoft.com/office/drawing/2015/9/8/chartex" xmlns:cx2="http://schemas.microsoft.com/office/drawing/2015/10/21/chartex" xmlns:cx3="http://schemas.microsoft.com/office/drawing/2016/5/9/chartex" xmlns:cx4="http://schemas.microsoft.com/office/drawing/2016/5/10/chartex" xmlns:cx5="http://schemas.microsoft.com/office/drawing/2016/5/11/chartex" xmlns:cx6="http://schemas.microsoft.com/office/drawing/2016/5/12/chartex" xmlns:cx7="http://schemas.microsoft.com/office/drawing/2016/5/13/chartex" xmlns:cx8="http://schemas.microsoft.com/office/drawing/2016/5/14/chartex" xmlns:aink="http://schemas.microsoft.com/office/drawing/2016/ink" xmlns:am3d="http://schemas.microsoft.com/office/drawing/2017/model3d" xmlns:oel="http://schemas.microsoft.com/office/2019/extlst" xmlns:w16cex="http://schemas.microsoft.com/office/word/2018/wordml/cex" xmlns:w16cid="http://schemas.microsoft.com/office/word/2016/wordml/cid" xmlns:w16="http://schemas.microsoft.com/office/word/2018/wordml" xmlns:w16du="http://schemas.microsoft.com/office/word/2023/wordml/word16du" xmlns:w16sdtdh="http://schemas.microsoft.com/office/word/2020/wordml/sdtdatahash" xmlns:w16sdtfl="http://schemas.microsoft.com/office/word/2024/wordml/sdtformatlock">
             <w:pict>
               <v:rect w14:anchorId="5DCE6F84" id="Rectangle 1501725178" o:spid="_x0000_s1026" style="position:absolute;margin-left:35.3pt;margin-top:.1pt;width:18pt;height:17.25pt;z-index:251664384;visibility:visible;mso-wrap-style:square;mso-width-percent:0;mso-height-percent:0;mso-wrap-distance-left:9pt;mso-wrap-distance-top:0;mso-wrap-distance-right:9pt;mso-wrap-distance-bottom:0;mso-position-horizontal:absolute;mso-position-horizontal-relative:text;mso-position-vertical:absolute;mso-position-vertical-relative:text;mso-width-percent:0;mso-height-percent:0;mso-width-relative:page;mso-height-relative:page;v-text-anchor:top" o:gfxdata="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"/>
             </w:pict>
@@ -1794,7 +1823,7 @@
                 <w:lang w:eastAsia="zh-CN"/>
               </w:rPr>
             </w:pPr>
-            <w:bookmarkStart w:id="2" w:name="_Hlk153876461"/>
+            <w:bookmarkStart w:id="1" w:name="_Hlk153876461"/>
             <w:r>
               <w:rPr>
                 <w:rFonts w:eastAsia="Times New Roman"/>
@@ -2017,7 +2046,25 @@
                 <w:szCs w:val="26"/>
                 <w:lang w:eastAsia="zh-CN"/>
               </w:rPr>
-              <w:t>Chi tiết: Massage mặt, chăm sóc da mặt, gội đầu dưỡng sinh (Cơ sở chỉ được hoạt động khi đảm bảo đủ các điều kiện về quy hoạch sử dụng đất, quy hoạch đô thị của thành phố; Đồng thời, phải thực hiện đúng các quy định của pháp luật về đất đai, xây dựng, phòng cháy chữa cháy, an ninh trật tự, bảo vệ môi trường, an toàn thực phẩm và các điều kiện kinh doanh đối với ngàn</w:t>
+              <w:t>Chi tiết</w:t>
+            </w:r>
+            <w:r>
+              <w:rPr>
+                <w:rFonts w:eastAsia="Times New Roman"/>
+                <w:sz w:val="26"/>
+                <w:szCs w:val="26"/>
+                <w:lang w:eastAsia="zh-CN"/>
+              </w:rPr>
+              <w:t>: Massage mặt, chăm sóc da mặt</w:t>
+            </w:r>
+            <w:r>
+              <w:rPr>
+                <w:rFonts w:eastAsia="Times New Roman"/>
+                <w:sz w:val="26"/>
+                <w:szCs w:val="26"/>
+                <w:lang w:eastAsia="zh-CN"/>
+              </w:rPr>
+              <w:t>(Cơ sở chỉ được hoạt động khi đảm bảo đủ các điều kiện về quy hoạch sử dụng đất, quy hoạch đô thị của thành phố; Đồng thời, phải thực hiện đúng các quy định của pháp luật về đất đai, xây dựng, phòng cháy chữa cháy, an ninh trật tự, bảo vệ môi trường, an toàn thực phẩm và các điều kiện kinh doanh đối với ngàn</w:t>
             </w:r>
             <w:r>
               <w:rPr>
@@ -2295,8 +2342,204 @@
           </w:p>
         </w:tc>
       </w:tr>
+      <w:tr>
+        <w:tblPrEx>
+          <w:tblBorders>
+            <w:top w:val="none" w:sz="0" w:space="0" w:color="auto"/>
+            <w:left w:val="none" w:sz="0" w:space="0" w:color="auto"/>
+            <w:bottom w:val="none" w:sz="0" w:space="0" w:color="auto"/>
+            <w:right w:val="none" w:sz="0" w:space="0" w:color="auto"/>
+            <w:insideH w:val="none" w:sz="0" w:space="0" w:color="auto"/>
+            <w:insideV w:val="none" w:sz="0" w:space="0" w:color="auto"/>
+          </w:tblBorders>
+        </w:tblPrEx>
+        <w:trPr>
+          <w:trHeight w:val="526"/>
+        </w:trPr>
+        <w:tc>
+          <w:tcPr>
+            <w:tcW w:w="1129" w:type="dxa"/>
+            <w:tcBorders>
+              <w:top w:val="single" w:sz="4" w:space="0" w:color="000000"/>
+              <w:left w:val="single" w:sz="4" w:space="0" w:color="000000"/>
+              <w:bottom w:val="single" w:sz="4" w:space="0" w:color="000000"/>
+            </w:tcBorders>
+            <w:shd w:val="clear" w:color="auto" w:fill="auto"/>
+            <w:vAlign w:val="center"/>
+          </w:tcPr>
+          <w:p>
+            <w:pPr>
+              <w:tabs>
+                <w:tab w:val="left" w:leader="dot" w:pos="9072"/>
+              </w:tabs>
+              <w:suppressAutoHyphens/>
+              <w:snapToGrid w:val="0"/>
+              <w:spacing w:before="120"/>
+              <w:ind w:firstLine="567"/>
+              <w:jc w:val="both"/>
+              <w:rPr>
+                <w:rFonts w:eastAsia="Times New Roman"/>
+                <w:sz w:val="26"/>
+                <w:szCs w:val="26"/>
+                <w:lang w:eastAsia="zh-CN"/>
+              </w:rPr>
+            </w:pPr>
+            <w:r>
+              <w:rPr>
+                <w:rFonts w:eastAsia="Times New Roman"/>
+                <w:sz w:val="26"/>
+                <w:szCs w:val="26"/>
+                <w:lang w:eastAsia="zh-CN"/>
+              </w:rPr>
+              <w:t>3</w:t>
+            </w:r>
+          </w:p>
+        </w:tc>
+        <w:tc>
+          <w:tcPr>
+            <w:tcW w:w="4253" w:type="dxa"/>
+            <w:tcBorders>
+              <w:top w:val="single" w:sz="4" w:space="0" w:color="000000"/>
+              <w:left w:val="single" w:sz="4" w:space="0" w:color="000000"/>
+              <w:bottom w:val="single" w:sz="4" w:space="0" w:color="000000"/>
+            </w:tcBorders>
+            <w:shd w:val="clear" w:color="auto" w:fill="auto"/>
+            <w:vAlign w:val="center"/>
+          </w:tcPr>
+          <w:p>
+            <w:pPr>
+              <w:tabs>
+                <w:tab w:val="left" w:leader="dot" w:pos="9072"/>
+              </w:tabs>
+              <w:suppressAutoHyphens/>
+              <w:snapToGrid w:val="0"/>
+              <w:spacing w:before="120"/>
+              <w:rPr>
+                <w:rFonts w:eastAsia="Times New Roman"/>
+                <w:sz w:val="26"/>
+                <w:szCs w:val="26"/>
+                <w:lang w:eastAsia="zh-CN"/>
+              </w:rPr>
+            </w:pPr>
+            <w:r>
+              <w:rPr>
+                <w:rFonts w:eastAsia="Times New Roman"/>
+                <w:sz w:val="26"/>
+                <w:szCs w:val="26"/>
+                <w:lang w:eastAsia="zh-CN"/>
+              </w:rPr>
+              <w:t>Dịch vụ làm tóc</w:t>
+            </w:r>
+          </w:p>
+          <w:p>
+            <w:pPr>
+              <w:tabs>
+                <w:tab w:val="left" w:leader="dot" w:pos="9072"/>
+              </w:tabs>
+              <w:suppressAutoHyphens/>
+              <w:snapToGrid w:val="0"/>
+              <w:spacing w:before="120"/>
+              <w:rPr>
+                <w:rFonts w:eastAsia="Times New Roman"/>
+                <w:sz w:val="26"/>
+                <w:szCs w:val="26"/>
+                <w:lang w:eastAsia="zh-CN"/>
+              </w:rPr>
+            </w:pPr>
+            <w:r>
+              <w:rPr>
+                <w:rFonts w:eastAsia="Times New Roman"/>
+                <w:sz w:val="26"/>
+                <w:szCs w:val="26"/>
+                <w:lang w:eastAsia="zh-CN"/>
+              </w:rPr>
+              <w:t>Chi tiết: G</w:t>
+            </w:r>
+            <w:bookmarkStart w:id="2" w:name="_GoBack"/>
+            <w:bookmarkEnd w:id="2"/>
+            <w:r>
+              <w:rPr>
+                <w:rFonts w:eastAsia="Times New Roman"/>
+                <w:sz w:val="26"/>
+                <w:szCs w:val="26"/>
+                <w:lang w:eastAsia="zh-CN"/>
+              </w:rPr>
+              <w:t>ội đầu dưỡng sinh</w:t>
+            </w:r>
+          </w:p>
+        </w:tc>
+        <w:tc>
+          <w:tcPr>
+            <w:tcW w:w="1843" w:type="dxa"/>
+            <w:tcBorders>
+              <w:top w:val="single" w:sz="4" w:space="0" w:color="000000"/>
+              <w:left w:val="single" w:sz="4" w:space="0" w:color="000000"/>
+              <w:bottom w:val="single" w:sz="4" w:space="0" w:color="000000"/>
+              <w:right w:val="single" w:sz="4" w:space="0" w:color="000000"/>
+            </w:tcBorders>
+            <w:vAlign w:val="center"/>
+          </w:tcPr>
+          <w:p>
+            <w:pPr>
+              <w:tabs>
+                <w:tab w:val="left" w:leader="dot" w:pos="9072"/>
+              </w:tabs>
+              <w:suppressAutoHyphens/>
+              <w:snapToGrid w:val="0"/>
+              <w:spacing w:before="120"/>
+              <w:ind w:firstLine="567"/>
+              <w:jc w:val="both"/>
+              <w:rPr>
+                <w:rFonts w:eastAsia="Times New Roman"/>
+                <w:sz w:val="26"/>
+                <w:szCs w:val="26"/>
+                <w:lang w:eastAsia="zh-CN"/>
+              </w:rPr>
+            </w:pPr>
+            <w:r>
+              <w:rPr>
+                <w:rFonts w:eastAsia="Times New Roman"/>
+                <w:sz w:val="26"/>
+                <w:szCs w:val="26"/>
+                <w:lang w:eastAsia="zh-CN"/>
+              </w:rPr>
+              <w:t>9621</w:t>
+            </w:r>
+          </w:p>
+        </w:tc>
+        <w:tc>
+          <w:tcPr>
+            <w:tcW w:w="1275" w:type="dxa"/>
+            <w:tcBorders>
+              <w:top w:val="single" w:sz="4" w:space="0" w:color="000000"/>
+              <w:left w:val="single" w:sz="4" w:space="0" w:color="000000"/>
+              <w:bottom w:val="single" w:sz="4" w:space="0" w:color="000000"/>
+              <w:right w:val="single" w:sz="4" w:space="0" w:color="000000"/>
+            </w:tcBorders>
+            <w:vAlign w:val="center"/>
+          </w:tcPr>
+          <w:p>
+            <w:pPr>
+              <w:tabs>
+                <w:tab w:val="left" w:leader="dot" w:pos="9072"/>
+              </w:tabs>
+              <w:suppressAutoHyphens/>
+              <w:snapToGrid w:val="0"/>
+              <w:spacing w:before="120"/>
+              <w:ind w:firstLine="567"/>
+              <w:jc w:val="center"/>
+              <w:rPr>
+                <w:rFonts w:eastAsia="Times New Roman"/>
+                <w:sz w:val="26"/>
+                <w:szCs w:val="26"/>
+                <w:lang w:eastAsia="zh-CN"/>
+              </w:rPr>
+            </w:pPr>
+          </w:p>
+        </w:tc>
+      </w:tr>
     </w:tbl>
-    <w:bookmarkEnd w:id="2"/>
+    <w:bookmarkEnd w:id="1"/>
     <w:p>
       <w:pPr>
         <w:tabs>
@@ -3276,7 +3519,7 @@
                     </wp:anchor>
                   </w:drawing>
                 </mc:Choice>
-                <mc:Fallback xmlns:w16sdtfl="http://schemas.microsoft.com/office/word/2024/wordml/sdtformatlock" xmlns:w16sdtdh="http://schemas.microsoft.com/office/word/2020/wordml/sdtdatahash" xmlns:w16du="http://schemas.microsoft.com/office/word/2023/wordml/word16du" xmlns:w16="http://schemas.microsoft.com/office/word/2018/wordml" xmlns:w16cid="http://schemas.microsoft.com/office/word/2016/wordml/cid" xmlns:w16cex="http://schemas.microsoft.com/office/word/2018/wordml/cex" xmlns:oel="http://schemas.microsoft.com/office/2019/extlst" xmlns:am3d="http://schemas.microsoft.com/office/drawing/2017/model3d" xmlns:aink="http://schemas.microsoft.com/office/drawing/2016/ink" xmlns:cx8="http://schemas.microsoft.com/office/drawing/2016/5/14/chartex" xmlns:cx7="http://schemas.microsoft.com/office/drawing/2016/5/13/chartex" xmlns:cx6="http://schemas.microsoft.com/office/drawing/2016/5/12/chartex" xmlns:cx5="http://schemas.microsoft.com/office/drawing/2016/5/11/chartex" xmlns:cx4="http://schemas.microsoft.com/office/drawing/2016/5/10/chartex" xmlns:cx3="http://schemas.microsoft.com/office/drawing/2016/5/9/chartex" xmlns:cx2="http://schemas.microsoft.com/office/drawing/2015/10/21/chartex" xmlns:cx1="http://schemas.microsoft.com/office/drawing/2015/9/8/chartex">
+                <mc:Fallback xmlns:cx1="http://schemas.microsoft.com/office/drawing/2015/9/8/chartex" xmlns:cx2="http://schemas.microsoft.com/office/drawing/2015/10/21/chartex" xmlns:cx3="http://schemas.microsoft.com/office/drawing/2016/5/9/chartex" xmlns:cx4="http://schemas.microsoft.com/office/drawing/2016/5/10/chartex" xmlns:cx5="http://schemas.microsoft.com/office/drawing/2016/5/11/chartex" xmlns:cx6="http://schemas.microsoft.com/office/drawing/2016/5/12/chartex" xmlns:cx7="http://schemas.microsoft.com/office/drawing/2016/5/13/chartex" xmlns:cx8="http://schemas.microsoft.com/office/drawing/2016/5/14/chartex" xmlns:aink="http://schemas.microsoft.com/office/drawing/2016/ink" xmlns:am3d="http://schemas.microsoft.com/office/drawing/2017/model3d" xmlns:oel="http://schemas.microsoft.com/office/2019/extlst" xmlns:w16cex="http://schemas.microsoft.com/office/word/2018/wordml/cex" xmlns:w16cid="http://schemas.microsoft.com/office/word/2016/wordml/cid" xmlns:w16="http://schemas.microsoft.com/office/word/2018/wordml" xmlns:w16du="http://schemas.microsoft.com/office/word/2023/wordml/word16du" xmlns:w16sdtdh="http://schemas.microsoft.com/office/word/2020/wordml/sdtdatahash" xmlns:w16sdtfl="http://schemas.microsoft.com/office/word/2024/wordml/sdtformatlock">
                   <w:pict>
                     <v:rect w14:anchorId="23B44E7C" id="Rectangle 504395446" o:spid="_x0000_s1026" style="position:absolute;margin-left:152.05pt;margin-top:-.95pt;width:18pt;height:17.25pt;z-index:251661312;visibility:visible;mso-wrap-style:square;mso-width-percent:0;mso-height-percent:0;mso-wrap-distance-left:9pt;mso-wrap-distance-top:0;mso-wrap-distance-right:9pt;mso-wrap-distance-bottom:0;mso-position-horizontal:absolute;mso-position-horizontal-relative:text;mso-position-vertical:absolute;mso-position-vertical-relative:text;mso-width-percent:0;mso-height-percent:0;mso-width-relative:page;mso-height-relative:page;v-text-anchor:top" o:gfxdata="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"/>
                   </w:pict>
@@ -4324,6 +4567,7 @@
           <w:sz w:val="26"/>
           <w:szCs w:val="26"/>
         </w:rPr>
+        <w:lastRenderedPageBreak/>
         <w:t>Tôi xin cam kết:</w:t>
       </w:r>
     </w:p>
@@ -4373,18 +4617,7 @@
           <w:sz w:val="26"/>
           <w:szCs w:val="26"/>
         </w:rPr>
-        <w:t xml:space="preserve">(trường hợp hộ kinh doanh </w:t>
-      </w:r>
-      <w:r>
-        <w:rPr>
-          <w:rFonts w:eastAsia="Times New Roman"/>
-          <w:i/>
-          <w:iCs/>
-          <w:sz w:val="26"/>
-          <w:szCs w:val="26"/>
-        </w:rPr>
-        <w:lastRenderedPageBreak/>
-        <w:t>do các thành viên hộ gia đình đăng ký thành lập)</w:t>
+        <w:t>(trường hợp hộ kinh doanh do các thành viên hộ gia đình đăng ký thành lập)</w:t>
       </w:r>
       <w:r>
         <w:rPr>

--- a/Hộ Kinh Doanh Chạm Spa Wellness Healthcare Relaxation/GiayDeNghi_HoKinhDoanh.docx
+++ b/Hộ Kinh Doanh Chạm Spa Wellness Healthcare Relaxation/GiayDeNghi_HoKinhDoanh.docx
@@ -1,6 +1,6 @@
 
 <file path=word/document.xml><?xml version="1.0" encoding="utf-8"?>
-<w:document xmlns:wpc="http://schemas.microsoft.com/office/word/2010/wordprocessingCanvas" xmlns:cx="http://schemas.microsoft.com/office/drawing/2014/chartex" xmlns:mc="http://schemas.openxmlformats.org/markup-compatibility/2006" xmlns:o="urn:schemas-microsoft-com:office:office" xmlns:r="http://schemas.openxmlformats.org/officeDocument/2006/relationships" xmlns:m="http://schemas.openxmlformats.org/officeDocument/2006/math" xmlns:v="urn:schemas-microsoft-com:vml" xmlns:wp14="http://schemas.microsoft.com/office/word/2010/wordprocessingDrawing" xmlns:wp="http://schemas.openxmlformats.org/drawingml/2006/wordprocessingDrawing" xmlns:w10="urn:schemas-microsoft-com:office:word" xmlns:w="http://schemas.openxmlformats.org/wordprocessingml/2006/main" xmlns:w14="http://schemas.microsoft.com/office/word/2010/wordml" xmlns:w15="http://schemas.microsoft.com/office/word/2012/wordml" xmlns:w16se="http://schemas.microsoft.com/office/word/2015/wordml/symex" xmlns:wpg="http://schemas.microsoft.com/office/word/2010/wordprocessingGroup" xmlns:wpi="http://schemas.microsoft.com/office/word/2010/wordprocessingInk" xmlns:wne="http://schemas.microsoft.com/office/word/2006/wordml" xmlns:wps="http://schemas.microsoft.com/office/word/2010/wordprocessingShape" mc:Ignorable="w14 w15 w16se wp14">
+<w:document xmlns:wpc="http://schemas.microsoft.com/office/word/2010/wordprocessingCanvas" xmlns:cx="http://schemas.microsoft.com/office/drawing/2014/chartex" xmlns:cx1="http://schemas.microsoft.com/office/drawing/2015/9/8/chartex" xmlns:mc="http://schemas.openxmlformats.org/markup-compatibility/2006" xmlns:o="urn:schemas-microsoft-com:office:office" xmlns:r="http://schemas.openxmlformats.org/officeDocument/2006/relationships" xmlns:m="http://schemas.openxmlformats.org/officeDocument/2006/math" xmlns:v="urn:schemas-microsoft-com:vml" xmlns:wp14="http://schemas.microsoft.com/office/word/2010/wordprocessingDrawing" xmlns:wp="http://schemas.openxmlformats.org/drawingml/2006/wordprocessingDrawing" xmlns:w10="urn:schemas-microsoft-com:office:word" xmlns:w="http://schemas.openxmlformats.org/wordprocessingml/2006/main" xmlns:w14="http://schemas.microsoft.com/office/word/2010/wordml" xmlns:w15="http://schemas.microsoft.com/office/word/2012/wordml" xmlns:w16se="http://schemas.microsoft.com/office/word/2015/wordml/symex" xmlns:wpg="http://schemas.microsoft.com/office/word/2010/wordprocessingGroup" xmlns:wpi="http://schemas.microsoft.com/office/word/2010/wordprocessingInk" xmlns:wne="http://schemas.microsoft.com/office/word/2006/wordml" xmlns:wps="http://schemas.microsoft.com/office/word/2010/wordprocessingShape" mc:Ignorable="w14 w15 w16se wp14">
   <w:body>
     <w:p>
       <w:pPr>
@@ -146,7 +146,7 @@
               </wp:anchor>
             </w:drawing>
           </mc:Choice>
-          <mc:Fallback xmlns:cx1="http://schemas.microsoft.com/office/drawing/2015/9/8/chartex" xmlns:cx2="http://schemas.microsoft.com/office/drawing/2015/10/21/chartex" xmlns:cx3="http://schemas.microsoft.com/office/drawing/2016/5/9/chartex" xmlns:cx4="http://schemas.microsoft.com/office/drawing/2016/5/10/chartex" xmlns:cx5="http://schemas.microsoft.com/office/drawing/2016/5/11/chartex" xmlns:cx6="http://schemas.microsoft.com/office/drawing/2016/5/12/chartex" xmlns:cx7="http://schemas.microsoft.com/office/drawing/2016/5/13/chartex" xmlns:cx8="http://schemas.microsoft.com/office/drawing/2016/5/14/chartex" xmlns:aink="http://schemas.microsoft.com/office/drawing/2016/ink" xmlns:am3d="http://schemas.microsoft.com/office/drawing/2017/model3d" xmlns:oel="http://schemas.microsoft.com/office/2019/extlst" xmlns:w16cex="http://schemas.microsoft.com/office/word/2018/wordml/cex" xmlns:w16cid="http://schemas.microsoft.com/office/word/2016/wordml/cid" xmlns:w16="http://schemas.microsoft.com/office/word/2018/wordml" xmlns:w16du="http://schemas.microsoft.com/office/word/2023/wordml/word16du" xmlns:w16sdtdh="http://schemas.microsoft.com/office/word/2020/wordml/sdtdatahash" xmlns:w16sdtfl="http://schemas.microsoft.com/office/word/2024/wordml/sdtformatlock">
+          <mc:Fallback xmlns:w16sdtfl="http://schemas.microsoft.com/office/word/2024/wordml/sdtformatlock" xmlns:w16sdtdh="http://schemas.microsoft.com/office/word/2020/wordml/sdtdatahash" xmlns:w16du="http://schemas.microsoft.com/office/word/2023/wordml/word16du" xmlns:w16="http://schemas.microsoft.com/office/word/2018/wordml" xmlns:w16cid="http://schemas.microsoft.com/office/word/2016/wordml/cid" xmlns:w16cex="http://schemas.microsoft.com/office/word/2018/wordml/cex" xmlns:oel="http://schemas.microsoft.com/office/2019/extlst" xmlns:am3d="http://schemas.microsoft.com/office/drawing/2017/model3d" xmlns:aink="http://schemas.microsoft.com/office/drawing/2016/ink" xmlns:cx8="http://schemas.microsoft.com/office/drawing/2016/5/14/chartex" xmlns:cx7="http://schemas.microsoft.com/office/drawing/2016/5/13/chartex" xmlns:cx6="http://schemas.microsoft.com/office/drawing/2016/5/12/chartex" xmlns:cx5="http://schemas.microsoft.com/office/drawing/2016/5/11/chartex" xmlns:cx4="http://schemas.microsoft.com/office/drawing/2016/5/10/chartex" xmlns:cx3="http://schemas.microsoft.com/office/drawing/2016/5/9/chartex" xmlns:cx2="http://schemas.microsoft.com/office/drawing/2015/10/21/chartex">
             <w:pict>
               <v:line w14:anchorId="787BDFBF" id="Straight Connector 1378541316" o:spid="_x0000_s1026" style="position:absolute;z-index:251659264;visibility:visible;mso-wrap-style:square;mso-width-percent:0;mso-height-percent:0;mso-wrap-distance-left:9pt;mso-wrap-distance-top:-3e-5mm;mso-wrap-distance-right:9pt;mso-wrap-distance-bottom:-3e-5mm;mso-position-horizontal:absolute;mso-position-horizontal-relative:text;mso-position-vertical:absolute;mso-position-vertical-relative:text;mso-width-percent:0;mso-height-percent:0;mso-width-relative:page;mso-height-relative:page" from="147.15pt,2.85pt" to="306.85pt,2.85pt" o:gfxdata="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"/>
             </w:pict>
@@ -587,7 +587,7 @@
           <w:sz w:val="26"/>
           <w:szCs w:val="26"/>
         </w:rPr>
-        <w:t>Windynguyen.dt@gmail.com</w:t>
+        <w:t>windynguyen.dt@gmail.com</w:t>
       </w:r>
     </w:p>
     <w:p>
@@ -770,23 +770,7 @@
                 <w:sz w:val="26"/>
                 <w:szCs w:val="26"/>
               </w:rPr>
-              <w:t xml:space="preserve">Phường </w:t>
-            </w:r>
-            <w:proofErr w:type="gramStart"/>
-            <w:r>
-              <w:rPr>
-                <w:sz w:val="26"/>
-                <w:szCs w:val="26"/>
-              </w:rPr>
-              <w:t>An</w:t>
-            </w:r>
-            <w:proofErr w:type="gramEnd"/>
-            <w:r>
-              <w:rPr>
-                <w:sz w:val="26"/>
-                <w:szCs w:val="26"/>
-              </w:rPr>
-              <w:t xml:space="preserve"> Phú</w:t>
+              <w:t>Phường An Phú</w:t>
             </w:r>
           </w:p>
           <w:p>
@@ -892,23 +876,7 @@
                 <w:sz w:val="26"/>
                 <w:szCs w:val="26"/>
               </w:rPr>
-              <w:t xml:space="preserve">c khu: Phường </w:t>
-            </w:r>
-            <w:proofErr w:type="gramStart"/>
-            <w:r>
-              <w:rPr>
-                <w:sz w:val="26"/>
-                <w:szCs w:val="26"/>
-              </w:rPr>
-              <w:t>An</w:t>
-            </w:r>
-            <w:proofErr w:type="gramEnd"/>
-            <w:r>
-              <w:rPr>
-                <w:sz w:val="26"/>
-                <w:szCs w:val="26"/>
-              </w:rPr>
-              <w:t xml:space="preserve"> Phú</w:t>
+              <w:t>c khu: Phường An Phú</w:t>
             </w:r>
           </w:p>
           <w:p>
@@ -1520,8 +1488,10 @@
           <w:sz w:val="26"/>
           <w:szCs w:val="26"/>
         </w:rPr>
-        <w:t>huyen020683@gmail.com</w:t>
-      </w:r>
+        <w:t>windynguyen.dt@gmail.com</w:t>
+      </w:r>
+      <w:bookmarkStart w:id="1" w:name="_GoBack"/>
+      <w:bookmarkEnd w:id="1"/>
       <w:r>
         <w:rPr>
           <w:rFonts w:eastAsia="Times New Roman"/>
@@ -1653,7 +1623,7 @@
               </wp:anchor>
             </w:drawing>
           </mc:Choice>
-          <mc:Fallback xmlns:cx1="http://schemas.microsoft.com/office/drawing/2015/9/8/chartex" xmlns:cx2="http://schemas.microsoft.com/office/drawing/2015/10/21/chartex" xmlns:cx3="http://schemas.microsoft.com/office/drawing/2016/5/9/chartex" xmlns:cx4="http://schemas.microsoft.com/office/drawing/2016/5/10/chartex" xmlns:cx5="http://schemas.microsoft.com/office/drawing/2016/5/11/chartex" xmlns:cx6="http://schemas.microsoft.com/office/drawing/2016/5/12/chartex" xmlns:cx7="http://schemas.microsoft.com/office/drawing/2016/5/13/chartex" xmlns:cx8="http://schemas.microsoft.com/office/drawing/2016/5/14/chartex" xmlns:aink="http://schemas.microsoft.com/office/drawing/2016/ink" xmlns:am3d="http://schemas.microsoft.com/office/drawing/2017/model3d" xmlns:oel="http://schemas.microsoft.com/office/2019/extlst" xmlns:w16cex="http://schemas.microsoft.com/office/word/2018/wordml/cex" xmlns:w16cid="http://schemas.microsoft.com/office/word/2016/wordml/cid" xmlns:w16="http://schemas.microsoft.com/office/word/2018/wordml" xmlns:w16du="http://schemas.microsoft.com/office/word/2023/wordml/word16du" xmlns:w16sdtdh="http://schemas.microsoft.com/office/word/2020/wordml/sdtdatahash" xmlns:w16sdtfl="http://schemas.microsoft.com/office/word/2024/wordml/sdtformatlock">
+          <mc:Fallback xmlns:w16sdtfl="http://schemas.microsoft.com/office/word/2024/wordml/sdtformatlock" xmlns:w16sdtdh="http://schemas.microsoft.com/office/word/2020/wordml/sdtdatahash" xmlns:w16du="http://schemas.microsoft.com/office/word/2023/wordml/word16du" xmlns:w16="http://schemas.microsoft.com/office/word/2018/wordml" xmlns:w16cid="http://schemas.microsoft.com/office/word/2016/wordml/cid" xmlns:w16cex="http://schemas.microsoft.com/office/word/2018/wordml/cex" xmlns:oel="http://schemas.microsoft.com/office/2019/extlst" xmlns:am3d="http://schemas.microsoft.com/office/drawing/2017/model3d" xmlns:aink="http://schemas.microsoft.com/office/drawing/2016/ink" xmlns:cx8="http://schemas.microsoft.com/office/drawing/2016/5/14/chartex" xmlns:cx7="http://schemas.microsoft.com/office/drawing/2016/5/13/chartex" xmlns:cx6="http://schemas.microsoft.com/office/drawing/2016/5/12/chartex" xmlns:cx5="http://schemas.microsoft.com/office/drawing/2016/5/11/chartex" xmlns:cx4="http://schemas.microsoft.com/office/drawing/2016/5/10/chartex" xmlns:cx3="http://schemas.microsoft.com/office/drawing/2016/5/9/chartex" xmlns:cx2="http://schemas.microsoft.com/office/drawing/2015/10/21/chartex">
             <w:pict>
               <v:rect w14:anchorId="5DCE6F84" id="Rectangle 1501725178" o:spid="_x0000_s1026" style="position:absolute;margin-left:35.3pt;margin-top:.1pt;width:18pt;height:17.25pt;z-index:251664384;visibility:visible;mso-wrap-style:square;mso-width-percent:0;mso-height-percent:0;mso-wrap-distance-left:9pt;mso-wrap-distance-top:0;mso-wrap-distance-right:9pt;mso-wrap-distance-bottom:0;mso-position-horizontal:absolute;mso-position-horizontal-relative:text;mso-position-vertical:absolute;mso-position-vertical-relative:text;mso-width-percent:0;mso-height-percent:0;mso-width-relative:page;mso-height-relative:page;v-text-anchor:top" o:gfxdata="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"/>
             </w:pict>
@@ -1823,7 +1793,7 @@
                 <w:lang w:eastAsia="zh-CN"/>
               </w:rPr>
             </w:pPr>
-            <w:bookmarkStart w:id="1" w:name="_Hlk153876461"/>
+            <w:bookmarkStart w:id="2" w:name="_Hlk153876461"/>
             <w:r>
               <w:rPr>
                 <w:rFonts w:eastAsia="Times New Roman"/>
@@ -2455,8 +2425,6 @@
               </w:rPr>
               <w:t>Chi tiết: G</w:t>
             </w:r>
-            <w:bookmarkStart w:id="2" w:name="_GoBack"/>
-            <w:bookmarkEnd w:id="2"/>
             <w:r>
               <w:rPr>
                 <w:rFonts w:eastAsia="Times New Roman"/>
@@ -2539,7 +2507,7 @@
         </w:tc>
       </w:tr>
     </w:tbl>
-    <w:bookmarkEnd w:id="1"/>
+    <w:bookmarkEnd w:id="2"/>
     <w:p>
       <w:pPr>
         <w:tabs>
@@ -3519,7 +3487,7 @@
                     </wp:anchor>
                   </w:drawing>
                 </mc:Choice>
-                <mc:Fallback xmlns:cx1="http://schemas.microsoft.com/office/drawing/2015/9/8/chartex" xmlns:cx2="http://schemas.microsoft.com/office/drawing/2015/10/21/chartex" xmlns:cx3="http://schemas.microsoft.com/office/drawing/2016/5/9/chartex" xmlns:cx4="http://schemas.microsoft.com/office/drawing/2016/5/10/chartex" xmlns:cx5="http://schemas.microsoft.com/office/drawing/2016/5/11/chartex" xmlns:cx6="http://schemas.microsoft.com/office/drawing/2016/5/12/chartex" xmlns:cx7="http://schemas.microsoft.com/office/drawing/2016/5/13/chartex" xmlns:cx8="http://schemas.microsoft.com/office/drawing/2016/5/14/chartex" xmlns:aink="http://schemas.microsoft.com/office/drawing/2016/ink" xmlns:am3d="http://schemas.microsoft.com/office/drawing/2017/model3d" xmlns:oel="http://schemas.microsoft.com/office/2019/extlst" xmlns:w16cex="http://schemas.microsoft.com/office/word/2018/wordml/cex" xmlns:w16cid="http://schemas.microsoft.com/office/word/2016/wordml/cid" xmlns:w16="http://schemas.microsoft.com/office/word/2018/wordml" xmlns:w16du="http://schemas.microsoft.com/office/word/2023/wordml/word16du" xmlns:w16sdtdh="http://schemas.microsoft.com/office/word/2020/wordml/sdtdatahash" xmlns:w16sdtfl="http://schemas.microsoft.com/office/word/2024/wordml/sdtformatlock">
+                <mc:Fallback xmlns:w16sdtfl="http://schemas.microsoft.com/office/word/2024/wordml/sdtformatlock" xmlns:w16sdtdh="http://schemas.microsoft.com/office/word/2020/wordml/sdtdatahash" xmlns:w16du="http://schemas.microsoft.com/office/word/2023/wordml/word16du" xmlns:w16="http://schemas.microsoft.com/office/word/2018/wordml" xmlns:w16cid="http://schemas.microsoft.com/office/word/2016/wordml/cid" xmlns:w16cex="http://schemas.microsoft.com/office/word/2018/wordml/cex" xmlns:oel="http://schemas.microsoft.com/office/2019/extlst" xmlns:am3d="http://schemas.microsoft.com/office/drawing/2017/model3d" xmlns:aink="http://schemas.microsoft.com/office/drawing/2016/ink" xmlns:cx8="http://schemas.microsoft.com/office/drawing/2016/5/14/chartex" xmlns:cx7="http://schemas.microsoft.com/office/drawing/2016/5/13/chartex" xmlns:cx6="http://schemas.microsoft.com/office/drawing/2016/5/12/chartex" xmlns:cx5="http://schemas.microsoft.com/office/drawing/2016/5/11/chartex" xmlns:cx4="http://schemas.microsoft.com/office/drawing/2016/5/10/chartex" xmlns:cx3="http://schemas.microsoft.com/office/drawing/2016/5/9/chartex" xmlns:cx2="http://schemas.microsoft.com/office/drawing/2015/10/21/chartex">
                   <w:pict>
                     <v:rect w14:anchorId="23B44E7C" id="Rectangle 504395446" o:spid="_x0000_s1026" style="position:absolute;margin-left:152.05pt;margin-top:-.95pt;width:18pt;height:17.25pt;z-index:251661312;visibility:visible;mso-wrap-style:square;mso-width-percent:0;mso-height-percent:0;mso-wrap-distance-left:9pt;mso-wrap-distance-top:0;mso-wrap-distance-right:9pt;mso-wrap-distance-bottom:0;mso-position-horizontal:absolute;mso-position-horizontal-relative:text;mso-position-vertical:absolute;mso-position-vertical-relative:text;mso-width-percent:0;mso-height-percent:0;mso-width-relative:page;mso-height-relative:page;v-text-anchor:top" o:gfxdata="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"/>
                   </w:pict>
@@ -5126,7 +5094,7 @@
 </file>
 
 <file path=word/endnotes.xml><?xml version="1.0" encoding="utf-8"?>
-<w:endnotes xmlns:wpc="http://schemas.microsoft.com/office/word/2010/wordprocessingCanvas" xmlns:cx="http://schemas.microsoft.com/office/drawing/2014/chartex" xmlns:mc="http://schemas.openxmlformats.org/markup-compatibility/2006" xmlns:o="urn:schemas-microsoft-com:office:office" xmlns:r="http://schemas.openxmlformats.org/officeDocument/2006/relationships" xmlns:m="http://schemas.openxmlformats.org/officeDocument/2006/math" xmlns:v="urn:schemas-microsoft-com:vml" xmlns:wp14="http://schemas.microsoft.com/office/word/2010/wordprocessingDrawing" xmlns:wp="http://schemas.openxmlformats.org/drawingml/2006/wordprocessingDrawing" xmlns:w10="urn:schemas-microsoft-com:office:word" xmlns:w="http://schemas.openxmlformats.org/wordprocessingml/2006/main" xmlns:w14="http://schemas.microsoft.com/office/word/2010/wordml" xmlns:w15="http://schemas.microsoft.com/office/word/2012/wordml" xmlns:w16se="http://schemas.microsoft.com/office/word/2015/wordml/symex" xmlns:wpg="http://schemas.microsoft.com/office/word/2010/wordprocessingGroup" xmlns:wpi="http://schemas.microsoft.com/office/word/2010/wordprocessingInk" xmlns:wne="http://schemas.microsoft.com/office/word/2006/wordml" xmlns:wps="http://schemas.microsoft.com/office/word/2010/wordprocessingShape" mc:Ignorable="w14 w15 w16se wp14">
+<w:endnotes xmlns:wpc="http://schemas.microsoft.com/office/word/2010/wordprocessingCanvas" xmlns:cx="http://schemas.microsoft.com/office/drawing/2014/chartex" xmlns:cx1="http://schemas.microsoft.com/office/drawing/2015/9/8/chartex" xmlns:mc="http://schemas.openxmlformats.org/markup-compatibility/2006" xmlns:o="urn:schemas-microsoft-com:office:office" xmlns:r="http://schemas.openxmlformats.org/officeDocument/2006/relationships" xmlns:m="http://schemas.openxmlformats.org/officeDocument/2006/math" xmlns:v="urn:schemas-microsoft-com:vml" xmlns:wp14="http://schemas.microsoft.com/office/word/2010/wordprocessingDrawing" xmlns:wp="http://schemas.openxmlformats.org/drawingml/2006/wordprocessingDrawing" xmlns:w10="urn:schemas-microsoft-com:office:word" xmlns:w="http://schemas.openxmlformats.org/wordprocessingml/2006/main" xmlns:w14="http://schemas.microsoft.com/office/word/2010/wordml" xmlns:w15="http://schemas.microsoft.com/office/word/2012/wordml" xmlns:w16se="http://schemas.microsoft.com/office/word/2015/wordml/symex" xmlns:wpg="http://schemas.microsoft.com/office/word/2010/wordprocessingGroup" xmlns:wpi="http://schemas.microsoft.com/office/word/2010/wordprocessingInk" xmlns:wne="http://schemas.microsoft.com/office/word/2006/wordml" xmlns:wps="http://schemas.microsoft.com/office/word/2010/wordprocessingShape" mc:Ignorable="w14 w15 w16se wp14">
   <w:endnote w:type="separator" w:id="-1">
     <w:p>
       <w:r>
@@ -5145,7 +5113,7 @@
 </file>
 
 <file path=word/footer1.xml><?xml version="1.0" encoding="utf-8"?>
-<w:ftr xmlns:wpc="http://schemas.microsoft.com/office/word/2010/wordprocessingCanvas" xmlns:cx="http://schemas.microsoft.com/office/drawing/2014/chartex" xmlns:mc="http://schemas.openxmlformats.org/markup-compatibility/2006" xmlns:o="urn:schemas-microsoft-com:office:office" xmlns:r="http://schemas.openxmlformats.org/officeDocument/2006/relationships" xmlns:m="http://schemas.openxmlformats.org/officeDocument/2006/math" xmlns:v="urn:schemas-microsoft-com:vml" xmlns:wp14="http://schemas.microsoft.com/office/word/2010/wordprocessingDrawing" xmlns:wp="http://schemas.openxmlformats.org/drawingml/2006/wordprocessingDrawing" xmlns:w10="urn:schemas-microsoft-com:office:word" xmlns:w="http://schemas.openxmlformats.org/wordprocessingml/2006/main" xmlns:w14="http://schemas.microsoft.com/office/word/2010/wordml" xmlns:w15="http://schemas.microsoft.com/office/word/2012/wordml" xmlns:w16se="http://schemas.microsoft.com/office/word/2015/wordml/symex" xmlns:wpg="http://schemas.microsoft.com/office/word/2010/wordprocessingGroup" xmlns:wpi="http://schemas.microsoft.com/office/word/2010/wordprocessingInk" xmlns:wne="http://schemas.microsoft.com/office/word/2006/wordml" xmlns:wps="http://schemas.microsoft.com/office/word/2010/wordprocessingShape" mc:Ignorable="w14 w15 w16se wp14">
+<w:ftr xmlns:wpc="http://schemas.microsoft.com/office/word/2010/wordprocessingCanvas" xmlns:cx="http://schemas.microsoft.com/office/drawing/2014/chartex" xmlns:cx1="http://schemas.microsoft.com/office/drawing/2015/9/8/chartex" xmlns:mc="http://schemas.openxmlformats.org/markup-compatibility/2006" xmlns:o="urn:schemas-microsoft-com:office:office" xmlns:r="http://schemas.openxmlformats.org/officeDocument/2006/relationships" xmlns:m="http://schemas.openxmlformats.org/officeDocument/2006/math" xmlns:v="urn:schemas-microsoft-com:vml" xmlns:wp14="http://schemas.microsoft.com/office/word/2010/wordprocessingDrawing" xmlns:wp="http://schemas.openxmlformats.org/drawingml/2006/wordprocessingDrawing" xmlns:w10="urn:schemas-microsoft-com:office:word" xmlns:w="http://schemas.openxmlformats.org/wordprocessingml/2006/main" xmlns:w14="http://schemas.microsoft.com/office/word/2010/wordml" xmlns:w15="http://schemas.microsoft.com/office/word/2012/wordml" xmlns:w16se="http://schemas.microsoft.com/office/word/2015/wordml/symex" xmlns:wpg="http://schemas.microsoft.com/office/word/2010/wordprocessingGroup" xmlns:wpi="http://schemas.microsoft.com/office/word/2010/wordprocessingInk" xmlns:wne="http://schemas.microsoft.com/office/word/2006/wordml" xmlns:wps="http://schemas.microsoft.com/office/word/2010/wordprocessingShape" mc:Ignorable="w14 w15 w16se wp14">
   <w:p>
     <w:pPr>
       <w:pStyle w:val="Footer"/>
@@ -5161,7 +5129,7 @@
 </file>
 
 <file path=word/footnotes.xml><?xml version="1.0" encoding="utf-8"?>
-<w:footnotes xmlns:wpc="http://schemas.microsoft.com/office/word/2010/wordprocessingCanvas" xmlns:cx="http://schemas.microsoft.com/office/drawing/2014/chartex" xmlns:mc="http://schemas.openxmlformats.org/markup-compatibility/2006" xmlns:o="urn:schemas-microsoft-com:office:office" xmlns:r="http://schemas.openxmlformats.org/officeDocument/2006/relationships" xmlns:m="http://schemas.openxmlformats.org/officeDocument/2006/math" xmlns:v="urn:schemas-microsoft-com:vml" xmlns:wp14="http://schemas.microsoft.com/office/word/2010/wordprocessingDrawing" xmlns:wp="http://schemas.openxmlformats.org/drawingml/2006/wordprocessingDrawing" xmlns:w10="urn:schemas-microsoft-com:office:word" xmlns:w="http://schemas.openxmlformats.org/wordprocessingml/2006/main" xmlns:w14="http://schemas.microsoft.com/office/word/2010/wordml" xmlns:w15="http://schemas.microsoft.com/office/word/2012/wordml" xmlns:w16se="http://schemas.microsoft.com/office/word/2015/wordml/symex" xmlns:wpg="http://schemas.microsoft.com/office/word/2010/wordprocessingGroup" xmlns:wpi="http://schemas.microsoft.com/office/word/2010/wordprocessingInk" xmlns:wne="http://schemas.microsoft.com/office/word/2006/wordml" xmlns:wps="http://schemas.microsoft.com/office/word/2010/wordprocessingShape" mc:Ignorable="w14 w15 w16se wp14">
+<w:footnotes xmlns:wpc="http://schemas.microsoft.com/office/word/2010/wordprocessingCanvas" xmlns:cx="http://schemas.microsoft.com/office/drawing/2014/chartex" xmlns:cx1="http://schemas.microsoft.com/office/drawing/2015/9/8/chartex" xmlns:mc="http://schemas.openxmlformats.org/markup-compatibility/2006" xmlns:o="urn:schemas-microsoft-com:office:office" xmlns:r="http://schemas.openxmlformats.org/officeDocument/2006/relationships" xmlns:m="http://schemas.openxmlformats.org/officeDocument/2006/math" xmlns:v="urn:schemas-microsoft-com:vml" xmlns:wp14="http://schemas.microsoft.com/office/word/2010/wordprocessingDrawing" xmlns:wp="http://schemas.openxmlformats.org/drawingml/2006/wordprocessingDrawing" xmlns:w10="urn:schemas-microsoft-com:office:word" xmlns:w="http://schemas.openxmlformats.org/wordprocessingml/2006/main" xmlns:w14="http://schemas.microsoft.com/office/word/2010/wordml" xmlns:w15="http://schemas.microsoft.com/office/word/2012/wordml" xmlns:w16se="http://schemas.microsoft.com/office/word/2015/wordml/symex" xmlns:wpg="http://schemas.microsoft.com/office/word/2010/wordprocessingGroup" xmlns:wpi="http://schemas.microsoft.com/office/word/2010/wordprocessingInk" xmlns:wne="http://schemas.microsoft.com/office/word/2006/wordml" xmlns:wps="http://schemas.microsoft.com/office/word/2010/wordprocessingShape" mc:Ignorable="w14 w15 w16se wp14">
   <w:footnote w:type="separator" w:id="-1">
     <w:p>
       <w:r>
@@ -5375,7 +5343,7 @@
 </file>
 
 <file path=word/header1.xml><?xml version="1.0" encoding="utf-8"?>
-<w:hdr xmlns:wpc="http://schemas.microsoft.com/office/word/2010/wordprocessingCanvas" xmlns:cx="http://schemas.microsoft.com/office/drawing/2014/chartex" xmlns:mc="http://schemas.openxmlformats.org/markup-compatibility/2006" xmlns:o="urn:schemas-microsoft-com:office:office" xmlns:r="http://schemas.openxmlformats.org/officeDocument/2006/relationships" xmlns:m="http://schemas.openxmlformats.org/officeDocument/2006/math" xmlns:v="urn:schemas-microsoft-com:vml" xmlns:wp14="http://schemas.microsoft.com/office/word/2010/wordprocessingDrawing" xmlns:wp="http://schemas.openxmlformats.org/drawingml/2006/wordprocessingDrawing" xmlns:w10="urn:schemas-microsoft-com:office:word" xmlns:w="http://schemas.openxmlformats.org/wordprocessingml/2006/main" xmlns:w14="http://schemas.microsoft.com/office/word/2010/wordml" xmlns:w15="http://schemas.microsoft.com/office/word/2012/wordml" xmlns:w16se="http://schemas.microsoft.com/office/word/2015/wordml/symex" xmlns:wpg="http://schemas.microsoft.com/office/word/2010/wordprocessingGroup" xmlns:wpi="http://schemas.microsoft.com/office/word/2010/wordprocessingInk" xmlns:wne="http://schemas.microsoft.com/office/word/2006/wordml" xmlns:wps="http://schemas.microsoft.com/office/word/2010/wordprocessingShape" mc:Ignorable="w14 w15 w16se wp14">
+<w:hdr xmlns:wpc="http://schemas.microsoft.com/office/word/2010/wordprocessingCanvas" xmlns:cx="http://schemas.microsoft.com/office/drawing/2014/chartex" xmlns:cx1="http://schemas.microsoft.com/office/drawing/2015/9/8/chartex" xmlns:mc="http://schemas.openxmlformats.org/markup-compatibility/2006" xmlns:o="urn:schemas-microsoft-com:office:office" xmlns:r="http://schemas.openxmlformats.org/officeDocument/2006/relationships" xmlns:m="http://schemas.openxmlformats.org/officeDocument/2006/math" xmlns:v="urn:schemas-microsoft-com:vml" xmlns:wp14="http://schemas.microsoft.com/office/word/2010/wordprocessingDrawing" xmlns:wp="http://schemas.openxmlformats.org/drawingml/2006/wordprocessingDrawing" xmlns:w10="urn:schemas-microsoft-com:office:word" xmlns:w="http://schemas.openxmlformats.org/wordprocessingml/2006/main" xmlns:w14="http://schemas.microsoft.com/office/word/2010/wordml" xmlns:w15="http://schemas.microsoft.com/office/word/2012/wordml" xmlns:w16se="http://schemas.microsoft.com/office/word/2015/wordml/symex" xmlns:wpg="http://schemas.microsoft.com/office/word/2010/wordprocessingGroup" xmlns:wpi="http://schemas.microsoft.com/office/word/2010/wordprocessingInk" xmlns:wne="http://schemas.microsoft.com/office/word/2006/wordml" xmlns:wps="http://schemas.microsoft.com/office/word/2010/wordprocessingShape" mc:Ignorable="w14 w15 w16se wp14">
   <w:sdt>
     <w:sdtPr>
       <w:id w:val="-845556584"/>
@@ -5423,7 +5391,7 @@
 </file>
 
 <file path=word/header2.xml><?xml version="1.0" encoding="utf-8"?>
-<w:hdr xmlns:wpc="http://schemas.microsoft.com/office/word/2010/wordprocessingCanvas" xmlns:cx="http://schemas.microsoft.com/office/drawing/2014/chartex" xmlns:mc="http://schemas.openxmlformats.org/markup-compatibility/2006" xmlns:o="urn:schemas-microsoft-com:office:office" xmlns:r="http://schemas.openxmlformats.org/officeDocument/2006/relationships" xmlns:m="http://schemas.openxmlformats.org/officeDocument/2006/math" xmlns:v="urn:schemas-microsoft-com:vml" xmlns:wp14="http://schemas.microsoft.com/office/word/2010/wordprocessingDrawing" xmlns:wp="http://schemas.openxmlformats.org/drawingml/2006/wordprocessingDrawing" xmlns:w10="urn:schemas-microsoft-com:office:word" xmlns:w="http://schemas.openxmlformats.org/wordprocessingml/2006/main" xmlns:w14="http://schemas.microsoft.com/office/word/2010/wordml" xmlns:w15="http://schemas.microsoft.com/office/word/2012/wordml" xmlns:w16se="http://schemas.microsoft.com/office/word/2015/wordml/symex" xmlns:wpg="http://schemas.microsoft.com/office/word/2010/wordprocessingGroup" xmlns:wpi="http://schemas.microsoft.com/office/word/2010/wordprocessingInk" xmlns:wne="http://schemas.microsoft.com/office/word/2006/wordml" xmlns:wps="http://schemas.microsoft.com/office/word/2010/wordprocessingShape" mc:Ignorable="w14 w15 w16se wp14">
+<w:hdr xmlns:wpc="http://schemas.microsoft.com/office/word/2010/wordprocessingCanvas" xmlns:cx="http://schemas.microsoft.com/office/drawing/2014/chartex" xmlns:cx1="http://schemas.microsoft.com/office/drawing/2015/9/8/chartex" xmlns:mc="http://schemas.openxmlformats.org/markup-compatibility/2006" xmlns:o="urn:schemas-microsoft-com:office:office" xmlns:r="http://schemas.openxmlformats.org/officeDocument/2006/relationships" xmlns:m="http://schemas.openxmlformats.org/officeDocument/2006/math" xmlns:v="urn:schemas-microsoft-com:vml" xmlns:wp14="http://schemas.microsoft.com/office/word/2010/wordprocessingDrawing" xmlns:wp="http://schemas.openxmlformats.org/drawingml/2006/wordprocessingDrawing" xmlns:w10="urn:schemas-microsoft-com:office:word" xmlns:w="http://schemas.openxmlformats.org/wordprocessingml/2006/main" xmlns:w14="http://schemas.microsoft.com/office/word/2010/wordml" xmlns:w15="http://schemas.microsoft.com/office/word/2012/wordml" xmlns:w16se="http://schemas.microsoft.com/office/word/2015/wordml/symex" xmlns:wpg="http://schemas.microsoft.com/office/word/2010/wordprocessingGroup" xmlns:wpi="http://schemas.microsoft.com/office/word/2010/wordprocessingInk" xmlns:wne="http://schemas.microsoft.com/office/word/2006/wordml" xmlns:wps="http://schemas.microsoft.com/office/word/2010/wordprocessingShape" mc:Ignorable="w14 w15 w16se wp14">
   <w:p>
     <w:pPr>
       <w:pStyle w:val="Header"/>
@@ -5433,7 +5401,7 @@
 </file>
 
 <file path=word/numbering.xml><?xml version="1.0" encoding="utf-8"?>
-<w:numbering xmlns:wpc="http://schemas.microsoft.com/office/word/2010/wordprocessingCanvas" xmlns:cx="http://schemas.microsoft.com/office/drawing/2014/chartex" xmlns:mc="http://schemas.openxmlformats.org/markup-compatibility/2006" xmlns:o="urn:schemas-microsoft-com:office:office" xmlns:r="http://schemas.openxmlformats.org/officeDocument/2006/relationships" xmlns:m="http://schemas.openxmlformats.org/officeDocument/2006/math" xmlns:v="urn:schemas-microsoft-com:vml" xmlns:wp14="http://schemas.microsoft.com/office/word/2010/wordprocessingDrawing" xmlns:wp="http://schemas.openxmlformats.org/drawingml/2006/wordprocessingDrawing" xmlns:w10="urn:schemas-microsoft-com:office:word" xmlns:w="http://schemas.openxmlformats.org/wordprocessingml/2006/main" xmlns:w14="http://schemas.microsoft.com/office/word/2010/wordml" xmlns:w15="http://schemas.microsoft.com/office/word/2012/wordml" xmlns:w16se="http://schemas.microsoft.com/office/word/2015/wordml/symex" xmlns:wpg="http://schemas.microsoft.com/office/word/2010/wordprocessingGroup" xmlns:wpi="http://schemas.microsoft.com/office/word/2010/wordprocessingInk" xmlns:wne="http://schemas.microsoft.com/office/word/2006/wordml" xmlns:wps="http://schemas.microsoft.com/office/word/2010/wordprocessingShape" mc:Ignorable="w14 w15 w16se wp14">
+<w:numbering xmlns:wpc="http://schemas.microsoft.com/office/word/2010/wordprocessingCanvas" xmlns:cx="http://schemas.microsoft.com/office/drawing/2014/chartex" xmlns:cx1="http://schemas.microsoft.com/office/drawing/2015/9/8/chartex" xmlns:mc="http://schemas.openxmlformats.org/markup-compatibility/2006" xmlns:o="urn:schemas-microsoft-com:office:office" xmlns:r="http://schemas.openxmlformats.org/officeDocument/2006/relationships" xmlns:m="http://schemas.openxmlformats.org/officeDocument/2006/math" xmlns:v="urn:schemas-microsoft-com:vml" xmlns:wp14="http://schemas.microsoft.com/office/word/2010/wordprocessingDrawing" xmlns:wp="http://schemas.openxmlformats.org/drawingml/2006/wordprocessingDrawing" xmlns:w10="urn:schemas-microsoft-com:office:word" xmlns:w="http://schemas.openxmlformats.org/wordprocessingml/2006/main" xmlns:w14="http://schemas.microsoft.com/office/word/2010/wordml" xmlns:w15="http://schemas.microsoft.com/office/word/2012/wordml" xmlns:w16se="http://schemas.microsoft.com/office/word/2015/wordml/symex" xmlns:wpg="http://schemas.microsoft.com/office/word/2010/wordprocessingGroup" xmlns:wpi="http://schemas.microsoft.com/office/word/2010/wordprocessingInk" xmlns:wne="http://schemas.microsoft.com/office/word/2006/wordml" xmlns:wps="http://schemas.microsoft.com/office/word/2010/wordprocessingShape" mc:Ignorable="w14 w15 w16se wp14">
   <w:abstractNum w:abstractNumId="0" w15:restartNumberingAfterBreak="0">
     <w:nsid w:val="788422C8"/>
     <w:multiLevelType w:val="hybridMultilevel"/>

--- a/Hộ Kinh Doanh Chạm Spa Wellness Healthcare Relaxation/GiayDeNghi_HoKinhDoanh.docx
+++ b/Hộ Kinh Doanh Chạm Spa Wellness Healthcare Relaxation/GiayDeNghi_HoKinhDoanh.docx
@@ -146,7 +146,7 @@
               </wp:anchor>
             </w:drawing>
           </mc:Choice>
-          <mc:Fallback xmlns:w16sdtfl="http://schemas.microsoft.com/office/word/2024/wordml/sdtformatlock" xmlns:w16sdtdh="http://schemas.microsoft.com/office/word/2020/wordml/sdtdatahash" xmlns:w16du="http://schemas.microsoft.com/office/word/2023/wordml/word16du" xmlns:w16="http://schemas.microsoft.com/office/word/2018/wordml" xmlns:w16cid="http://schemas.microsoft.com/office/word/2016/wordml/cid" xmlns:w16cex="http://schemas.microsoft.com/office/word/2018/wordml/cex" xmlns:oel="http://schemas.microsoft.com/office/2019/extlst" xmlns:am3d="http://schemas.microsoft.com/office/drawing/2017/model3d" xmlns:aink="http://schemas.microsoft.com/office/drawing/2016/ink" xmlns:cx8="http://schemas.microsoft.com/office/drawing/2016/5/14/chartex" xmlns:cx7="http://schemas.microsoft.com/office/drawing/2016/5/13/chartex" xmlns:cx6="http://schemas.microsoft.com/office/drawing/2016/5/12/chartex" xmlns:cx5="http://schemas.microsoft.com/office/drawing/2016/5/11/chartex" xmlns:cx4="http://schemas.microsoft.com/office/drawing/2016/5/10/chartex" xmlns:cx3="http://schemas.microsoft.com/office/drawing/2016/5/9/chartex" xmlns:cx2="http://schemas.microsoft.com/office/drawing/2015/10/21/chartex">
+          <mc:Fallback xmlns:cx2="http://schemas.microsoft.com/office/drawing/2015/10/21/chartex" xmlns:cx3="http://schemas.microsoft.com/office/drawing/2016/5/9/chartex" xmlns:cx4="http://schemas.microsoft.com/office/drawing/2016/5/10/chartex" xmlns:cx5="http://schemas.microsoft.com/office/drawing/2016/5/11/chartex" xmlns:cx6="http://schemas.microsoft.com/office/drawing/2016/5/12/chartex" xmlns:cx7="http://schemas.microsoft.com/office/drawing/2016/5/13/chartex" xmlns:cx8="http://schemas.microsoft.com/office/drawing/2016/5/14/chartex" xmlns:aink="http://schemas.microsoft.com/office/drawing/2016/ink" xmlns:am3d="http://schemas.microsoft.com/office/drawing/2017/model3d" xmlns:oel="http://schemas.microsoft.com/office/2019/extlst" xmlns:w16cex="http://schemas.microsoft.com/office/word/2018/wordml/cex" xmlns:w16cid="http://schemas.microsoft.com/office/word/2016/wordml/cid" xmlns:w16="http://schemas.microsoft.com/office/word/2018/wordml" xmlns:w16du="http://schemas.microsoft.com/office/word/2023/wordml/word16du" xmlns:w16sdtdh="http://schemas.microsoft.com/office/word/2020/wordml/sdtdatahash" xmlns:w16sdtfl="http://schemas.microsoft.com/office/word/2024/wordml/sdtformatlock">
             <w:pict>
               <v:line w14:anchorId="787BDFBF" id="Straight Connector 1378541316" o:spid="_x0000_s1026" style="position:absolute;z-index:251659264;visibility:visible;mso-wrap-style:square;mso-width-percent:0;mso-height-percent:0;mso-wrap-distance-left:9pt;mso-wrap-distance-top:-3e-5mm;mso-wrap-distance-right:9pt;mso-wrap-distance-bottom:-3e-5mm;mso-position-horizontal:absolute;mso-position-horizontal-relative:text;mso-position-vertical:absolute;mso-position-vertical-relative:text;mso-width-percent:0;mso-height-percent:0;mso-width-relative:page;mso-height-relative:page" from="147.15pt,2.85pt" to="306.85pt,2.85pt" o:gfxdata="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"/>
             </w:pict>
@@ -1265,21 +1265,8 @@
         </w:rPr>
         <w:t xml:space="preserve"> Singapore</w:t>
       </w:r>
-      <w:r>
-        <w:rPr>
-          <w:rFonts w:eastAsia="Times New Roman"/>
-          <w:sz w:val="26"/>
-          <w:szCs w:val="26"/>
-        </w:rPr>
-        <w:t xml:space="preserve">, khu phố </w:t>
-      </w:r>
-      <w:r>
-        <w:rPr>
-          <w:sz w:val="26"/>
-          <w:szCs w:val="26"/>
-        </w:rPr>
-        <w:t>Bình Hòa</w:t>
-      </w:r>
+      <w:bookmarkStart w:id="1" w:name="_GoBack"/>
+      <w:bookmarkEnd w:id="1"/>
     </w:p>
     <w:p>
       <w:pPr>
@@ -1490,8 +1477,6 @@
         </w:rPr>
         <w:t>windynguyen.dt@gmail.com</w:t>
       </w:r>
-      <w:bookmarkStart w:id="1" w:name="_GoBack"/>
-      <w:bookmarkEnd w:id="1"/>
       <w:r>
         <w:rPr>
           <w:rFonts w:eastAsia="Times New Roman"/>
@@ -1623,7 +1608,7 @@
               </wp:anchor>
             </w:drawing>
           </mc:Choice>
-          <mc:Fallback xmlns:w16sdtfl="http://schemas.microsoft.com/office/word/2024/wordml/sdtformatlock" xmlns:w16sdtdh="http://schemas.microsoft.com/office/word/2020/wordml/sdtdatahash" xmlns:w16du="http://schemas.microsoft.com/office/word/2023/wordml/word16du" xmlns:w16="http://schemas.microsoft.com/office/word/2018/wordml" xmlns:w16cid="http://schemas.microsoft.com/office/word/2016/wordml/cid" xmlns:w16cex="http://schemas.microsoft.com/office/word/2018/wordml/cex" xmlns:oel="http://schemas.microsoft.com/office/2019/extlst" xmlns:am3d="http://schemas.microsoft.com/office/drawing/2017/model3d" xmlns:aink="http://schemas.microsoft.com/office/drawing/2016/ink" xmlns:cx8="http://schemas.microsoft.com/office/drawing/2016/5/14/chartex" xmlns:cx7="http://schemas.microsoft.com/office/drawing/2016/5/13/chartex" xmlns:cx6="http://schemas.microsoft.com/office/drawing/2016/5/12/chartex" xmlns:cx5="http://schemas.microsoft.com/office/drawing/2016/5/11/chartex" xmlns:cx4="http://schemas.microsoft.com/office/drawing/2016/5/10/chartex" xmlns:cx3="http://schemas.microsoft.com/office/drawing/2016/5/9/chartex" xmlns:cx2="http://schemas.microsoft.com/office/drawing/2015/10/21/chartex">
+          <mc:Fallback xmlns:cx2="http://schemas.microsoft.com/office/drawing/2015/10/21/chartex" xmlns:cx3="http://schemas.microsoft.com/office/drawing/2016/5/9/chartex" xmlns:cx4="http://schemas.microsoft.com/office/drawing/2016/5/10/chartex" xmlns:cx5="http://schemas.microsoft.com/office/drawing/2016/5/11/chartex" xmlns:cx6="http://schemas.microsoft.com/office/drawing/2016/5/12/chartex" xmlns:cx7="http://schemas.microsoft.com/office/drawing/2016/5/13/chartex" xmlns:cx8="http://schemas.microsoft.com/office/drawing/2016/5/14/chartex" xmlns:aink="http://schemas.microsoft.com/office/drawing/2016/ink" xmlns:am3d="http://schemas.microsoft.com/office/drawing/2017/model3d" xmlns:oel="http://schemas.microsoft.com/office/2019/extlst" xmlns:w16cex="http://schemas.microsoft.com/office/word/2018/wordml/cex" xmlns:w16cid="http://schemas.microsoft.com/office/word/2016/wordml/cid" xmlns:w16="http://schemas.microsoft.com/office/word/2018/wordml" xmlns:w16du="http://schemas.microsoft.com/office/word/2023/wordml/word16du" xmlns:w16sdtdh="http://schemas.microsoft.com/office/word/2020/wordml/sdtdatahash" xmlns:w16sdtfl="http://schemas.microsoft.com/office/word/2024/wordml/sdtformatlock">
             <w:pict>
               <v:rect w14:anchorId="5DCE6F84" id="Rectangle 1501725178" o:spid="_x0000_s1026" style="position:absolute;margin-left:35.3pt;margin-top:.1pt;width:18pt;height:17.25pt;z-index:251664384;visibility:visible;mso-wrap-style:square;mso-width-percent:0;mso-height-percent:0;mso-wrap-distance-left:9pt;mso-wrap-distance-top:0;mso-wrap-distance-right:9pt;mso-wrap-distance-bottom:0;mso-position-horizontal:absolute;mso-position-horizontal-relative:text;mso-position-vertical:absolute;mso-position-vertical-relative:text;mso-width-percent:0;mso-height-percent:0;mso-width-relative:page;mso-height-relative:page;v-text-anchor:top" o:gfxdata="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"/>
             </w:pict>
@@ -3487,7 +3472,7 @@
                     </wp:anchor>
                   </w:drawing>
                 </mc:Choice>
-                <mc:Fallback xmlns:w16sdtfl="http://schemas.microsoft.com/office/word/2024/wordml/sdtformatlock" xmlns:w16sdtdh="http://schemas.microsoft.com/office/word/2020/wordml/sdtdatahash" xmlns:w16du="http://schemas.microsoft.com/office/word/2023/wordml/word16du" xmlns:w16="http://schemas.microsoft.com/office/word/2018/wordml" xmlns:w16cid="http://schemas.microsoft.com/office/word/2016/wordml/cid" xmlns:w16cex="http://schemas.microsoft.com/office/word/2018/wordml/cex" xmlns:oel="http://schemas.microsoft.com/office/2019/extlst" xmlns:am3d="http://schemas.microsoft.com/office/drawing/2017/model3d" xmlns:aink="http://schemas.microsoft.com/office/drawing/2016/ink" xmlns:cx8="http://schemas.microsoft.com/office/drawing/2016/5/14/chartex" xmlns:cx7="http://schemas.microsoft.com/office/drawing/2016/5/13/chartex" xmlns:cx6="http://schemas.microsoft.com/office/drawing/2016/5/12/chartex" xmlns:cx5="http://schemas.microsoft.com/office/drawing/2016/5/11/chartex" xmlns:cx4="http://schemas.microsoft.com/office/drawing/2016/5/10/chartex" xmlns:cx3="http://schemas.microsoft.com/office/drawing/2016/5/9/chartex" xmlns:cx2="http://schemas.microsoft.com/office/drawing/2015/10/21/chartex">
+                <mc:Fallback xmlns:cx2="http://schemas.microsoft.com/office/drawing/2015/10/21/chartex" xmlns:cx3="http://schemas.microsoft.com/office/drawing/2016/5/9/chartex" xmlns:cx4="http://schemas.microsoft.com/office/drawing/2016/5/10/chartex" xmlns:cx5="http://schemas.microsoft.com/office/drawing/2016/5/11/chartex" xmlns:cx6="http://schemas.microsoft.com/office/drawing/2016/5/12/chartex" xmlns:cx7="http://schemas.microsoft.com/office/drawing/2016/5/13/chartex" xmlns:cx8="http://schemas.microsoft.com/office/drawing/2016/5/14/chartex" xmlns:aink="http://schemas.microsoft.com/office/drawing/2016/ink" xmlns:am3d="http://schemas.microsoft.com/office/drawing/2017/model3d" xmlns:oel="http://schemas.microsoft.com/office/2019/extlst" xmlns:w16cex="http://schemas.microsoft.com/office/word/2018/wordml/cex" xmlns:w16cid="http://schemas.microsoft.com/office/word/2016/wordml/cid" xmlns:w16="http://schemas.microsoft.com/office/word/2018/wordml" xmlns:w16du="http://schemas.microsoft.com/office/word/2023/wordml/word16du" xmlns:w16sdtdh="http://schemas.microsoft.com/office/word/2020/wordml/sdtdatahash" xmlns:w16sdtfl="http://schemas.microsoft.com/office/word/2024/wordml/sdtformatlock">
                   <w:pict>
                     <v:rect w14:anchorId="23B44E7C" id="Rectangle 504395446" o:spid="_x0000_s1026" style="position:absolute;margin-left:152.05pt;margin-top:-.95pt;width:18pt;height:17.25pt;z-index:251661312;visibility:visible;mso-wrap-style:square;mso-width-percent:0;mso-height-percent:0;mso-wrap-distance-left:9pt;mso-wrap-distance-top:0;mso-wrap-distance-right:9pt;mso-wrap-distance-bottom:0;mso-position-horizontal:absolute;mso-position-horizontal-relative:text;mso-position-vertical:absolute;mso-position-vertical-relative:text;mso-width-percent:0;mso-height-percent:0;mso-width-relative:page;mso-height-relative:page;v-text-anchor:top" o:gfxdata="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"/>
                   </w:pict>

--- a/Hộ Kinh Doanh Chạm Spa Wellness Healthcare Relaxation/GiayDeNghi_HoKinhDoanh.docx
+++ b/Hộ Kinh Doanh Chạm Spa Wellness Healthcare Relaxation/GiayDeNghi_HoKinhDoanh.docx
@@ -1,6 +1,6 @@
 
 <file path=word/document.xml><?xml version="1.0" encoding="utf-8"?>
-<w:document xmlns:wpc="http://schemas.microsoft.com/office/word/2010/wordprocessingCanvas" xmlns:cx="http://schemas.microsoft.com/office/drawing/2014/chartex" xmlns:cx1="http://schemas.microsoft.com/office/drawing/2015/9/8/chartex" xmlns:mc="http://schemas.openxmlformats.org/markup-compatibility/2006" xmlns:o="urn:schemas-microsoft-com:office:office" xmlns:r="http://schemas.openxmlformats.org/officeDocument/2006/relationships" xmlns:m="http://schemas.openxmlformats.org/officeDocument/2006/math" xmlns:v="urn:schemas-microsoft-com:vml" xmlns:wp14="http://schemas.microsoft.com/office/word/2010/wordprocessingDrawing" xmlns:wp="http://schemas.openxmlformats.org/drawingml/2006/wordprocessingDrawing" xmlns:w10="urn:schemas-microsoft-com:office:word" xmlns:w="http://schemas.openxmlformats.org/wordprocessingml/2006/main" xmlns:w14="http://schemas.microsoft.com/office/word/2010/wordml" xmlns:w15="http://schemas.microsoft.com/office/word/2012/wordml" xmlns:w16se="http://schemas.microsoft.com/office/word/2015/wordml/symex" xmlns:wpg="http://schemas.microsoft.com/office/word/2010/wordprocessingGroup" xmlns:wpi="http://schemas.microsoft.com/office/word/2010/wordprocessingInk" xmlns:wne="http://schemas.microsoft.com/office/word/2006/wordml" xmlns:wps="http://schemas.microsoft.com/office/word/2010/wordprocessingShape" mc:Ignorable="w14 w15 w16se wp14">
+<w:document xmlns:wpc="http://schemas.microsoft.com/office/word/2010/wordprocessingCanvas" xmlns:cx="http://schemas.microsoft.com/office/drawing/2014/chartex" xmlns:mc="http://schemas.openxmlformats.org/markup-compatibility/2006" xmlns:o="urn:schemas-microsoft-com:office:office" xmlns:r="http://schemas.openxmlformats.org/officeDocument/2006/relationships" xmlns:m="http://schemas.openxmlformats.org/officeDocument/2006/math" xmlns:v="urn:schemas-microsoft-com:vml" xmlns:wp14="http://schemas.microsoft.com/office/word/2010/wordprocessingDrawing" xmlns:wp="http://schemas.openxmlformats.org/drawingml/2006/wordprocessingDrawing" xmlns:w10="urn:schemas-microsoft-com:office:word" xmlns:w="http://schemas.openxmlformats.org/wordprocessingml/2006/main" xmlns:w14="http://schemas.microsoft.com/office/word/2010/wordml" xmlns:w15="http://schemas.microsoft.com/office/word/2012/wordml" xmlns:w16se="http://schemas.microsoft.com/office/word/2015/wordml/symex" xmlns:wpg="http://schemas.microsoft.com/office/word/2010/wordprocessingGroup" xmlns:wpi="http://schemas.microsoft.com/office/word/2010/wordprocessingInk" xmlns:wne="http://schemas.microsoft.com/office/word/2006/wordml" xmlns:wps="http://schemas.microsoft.com/office/word/2010/wordprocessingShape" mc:Ignorable="w14 w15 w16se wp14">
   <w:body>
     <w:p>
       <w:pPr>
@@ -146,7 +146,7 @@
               </wp:anchor>
             </w:drawing>
           </mc:Choice>
-          <mc:Fallback xmlns:cx2="http://schemas.microsoft.com/office/drawing/2015/10/21/chartex" xmlns:cx3="http://schemas.microsoft.com/office/drawing/2016/5/9/chartex" xmlns:cx4="http://schemas.microsoft.com/office/drawing/2016/5/10/chartex" xmlns:cx5="http://schemas.microsoft.com/office/drawing/2016/5/11/chartex" xmlns:cx6="http://schemas.microsoft.com/office/drawing/2016/5/12/chartex" xmlns:cx7="http://schemas.microsoft.com/office/drawing/2016/5/13/chartex" xmlns:cx8="http://schemas.microsoft.com/office/drawing/2016/5/14/chartex" xmlns:aink="http://schemas.microsoft.com/office/drawing/2016/ink" xmlns:am3d="http://schemas.microsoft.com/office/drawing/2017/model3d" xmlns:oel="http://schemas.microsoft.com/office/2019/extlst" xmlns:w16cex="http://schemas.microsoft.com/office/word/2018/wordml/cex" xmlns:w16cid="http://schemas.microsoft.com/office/word/2016/wordml/cid" xmlns:w16="http://schemas.microsoft.com/office/word/2018/wordml" xmlns:w16du="http://schemas.microsoft.com/office/word/2023/wordml/word16du" xmlns:w16sdtdh="http://schemas.microsoft.com/office/word/2020/wordml/sdtdatahash" xmlns:w16sdtfl="http://schemas.microsoft.com/office/word/2024/wordml/sdtformatlock">
+          <mc:Fallback xmlns:w16sdtfl="http://schemas.microsoft.com/office/word/2024/wordml/sdtformatlock" xmlns:w16sdtdh="http://schemas.microsoft.com/office/word/2020/wordml/sdtdatahash" xmlns:w16du="http://schemas.microsoft.com/office/word/2023/wordml/word16du" xmlns:w16="http://schemas.microsoft.com/office/word/2018/wordml" xmlns:w16cid="http://schemas.microsoft.com/office/word/2016/wordml/cid" xmlns:w16cex="http://schemas.microsoft.com/office/word/2018/wordml/cex" xmlns:oel="http://schemas.microsoft.com/office/2019/extlst" xmlns:am3d="http://schemas.microsoft.com/office/drawing/2017/model3d" xmlns:aink="http://schemas.microsoft.com/office/drawing/2016/ink" xmlns:cx8="http://schemas.microsoft.com/office/drawing/2016/5/14/chartex" xmlns:cx7="http://schemas.microsoft.com/office/drawing/2016/5/13/chartex" xmlns:cx6="http://schemas.microsoft.com/office/drawing/2016/5/12/chartex" xmlns:cx5="http://schemas.microsoft.com/office/drawing/2016/5/11/chartex" xmlns:cx4="http://schemas.microsoft.com/office/drawing/2016/5/10/chartex" xmlns:cx3="http://schemas.microsoft.com/office/drawing/2016/5/9/chartex" xmlns:cx2="http://schemas.microsoft.com/office/drawing/2015/10/21/chartex" xmlns:cx1="http://schemas.microsoft.com/office/drawing/2015/9/8/chartex">
             <w:pict>
               <v:line w14:anchorId="787BDFBF" id="Straight Connector 1378541316" o:spid="_x0000_s1026" style="position:absolute;z-index:251659264;visibility:visible;mso-wrap-style:square;mso-width-percent:0;mso-height-percent:0;mso-wrap-distance-left:9pt;mso-wrap-distance-top:-3e-5mm;mso-wrap-distance-right:9pt;mso-wrap-distance-bottom:-3e-5mm;mso-position-horizontal:absolute;mso-position-horizontal-relative:text;mso-position-vertical:absolute;mso-position-vertical-relative:text;mso-width-percent:0;mso-height-percent:0;mso-width-relative:page;mso-height-relative:page" from="147.15pt,2.85pt" to="306.85pt,2.85pt" o:gfxdata="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"/>
             </w:pict>
@@ -1264,6 +1264,14 @@
           <w:szCs w:val="26"/>
         </w:rPr>
         <w:t xml:space="preserve"> Singapore</w:t>
+      </w:r>
+      <w:r>
+        <w:rPr>
+          <w:rFonts w:eastAsia="Times New Roman"/>
+          <w:sz w:val="26"/>
+          <w:szCs w:val="26"/>
+        </w:rPr>
+        <w:t>, khu phố Bình Đáng</w:t>
       </w:r>
       <w:bookmarkStart w:id="1" w:name="_GoBack"/>
       <w:bookmarkEnd w:id="1"/>
@@ -1608,7 +1616,7 @@
               </wp:anchor>
             </w:drawing>
           </mc:Choice>
-          <mc:Fallback xmlns:cx2="http://schemas.microsoft.com/office/drawing/2015/10/21/chartex" xmlns:cx3="http://schemas.microsoft.com/office/drawing/2016/5/9/chartex" xmlns:cx4="http://schemas.microsoft.com/office/drawing/2016/5/10/chartex" xmlns:cx5="http://schemas.microsoft.com/office/drawing/2016/5/11/chartex" xmlns:cx6="http://schemas.microsoft.com/office/drawing/2016/5/12/chartex" xmlns:cx7="http://schemas.microsoft.com/office/drawing/2016/5/13/chartex" xmlns:cx8="http://schemas.microsoft.com/office/drawing/2016/5/14/chartex" xmlns:aink="http://schemas.microsoft.com/office/drawing/2016/ink" xmlns:am3d="http://schemas.microsoft.com/office/drawing/2017/model3d" xmlns:oel="http://schemas.microsoft.com/office/2019/extlst" xmlns:w16cex="http://schemas.microsoft.com/office/word/2018/wordml/cex" xmlns:w16cid="http://schemas.microsoft.com/office/word/2016/wordml/cid" xmlns:w16="http://schemas.microsoft.com/office/word/2018/wordml" xmlns:w16du="http://schemas.microsoft.com/office/word/2023/wordml/word16du" xmlns:w16sdtdh="http://schemas.microsoft.com/office/word/2020/wordml/sdtdatahash" xmlns:w16sdtfl="http://schemas.microsoft.com/office/word/2024/wordml/sdtformatlock">
+          <mc:Fallback xmlns:w16sdtfl="http://schemas.microsoft.com/office/word/2024/wordml/sdtformatlock" xmlns:w16sdtdh="http://schemas.microsoft.com/office/word/2020/wordml/sdtdatahash" xmlns:w16du="http://schemas.microsoft.com/office/word/2023/wordml/word16du" xmlns:w16="http://schemas.microsoft.com/office/word/2018/wordml" xmlns:w16cid="http://schemas.microsoft.com/office/word/2016/wordml/cid" xmlns:w16cex="http://schemas.microsoft.com/office/word/2018/wordml/cex" xmlns:oel="http://schemas.microsoft.com/office/2019/extlst" xmlns:am3d="http://schemas.microsoft.com/office/drawing/2017/model3d" xmlns:aink="http://schemas.microsoft.com/office/drawing/2016/ink" xmlns:cx8="http://schemas.microsoft.com/office/drawing/2016/5/14/chartex" xmlns:cx7="http://schemas.microsoft.com/office/drawing/2016/5/13/chartex" xmlns:cx6="http://schemas.microsoft.com/office/drawing/2016/5/12/chartex" xmlns:cx5="http://schemas.microsoft.com/office/drawing/2016/5/11/chartex" xmlns:cx4="http://schemas.microsoft.com/office/drawing/2016/5/10/chartex" xmlns:cx3="http://schemas.microsoft.com/office/drawing/2016/5/9/chartex" xmlns:cx2="http://schemas.microsoft.com/office/drawing/2015/10/21/chartex" xmlns:cx1="http://schemas.microsoft.com/office/drawing/2015/9/8/chartex">
             <w:pict>
               <v:rect w14:anchorId="5DCE6F84" id="Rectangle 1501725178" o:spid="_x0000_s1026" style="position:absolute;margin-left:35.3pt;margin-top:.1pt;width:18pt;height:17.25pt;z-index:251664384;visibility:visible;mso-wrap-style:square;mso-width-percent:0;mso-height-percent:0;mso-wrap-distance-left:9pt;mso-wrap-distance-top:0;mso-wrap-distance-right:9pt;mso-wrap-distance-bottom:0;mso-position-horizontal:absolute;mso-position-horizontal-relative:text;mso-position-vertical:absolute;mso-position-vertical-relative:text;mso-width-percent:0;mso-height-percent:0;mso-width-relative:page;mso-height-relative:page;v-text-anchor:top" o:gfxdata="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"/>
             </w:pict>
@@ -3115,7 +3123,7 @@
               </wp:anchor>
             </w:drawing>
           </mc:Choice>
-          <mc:Fallback>
+          <mc:Fallback xmlns:cx1="http://schemas.microsoft.com/office/drawing/2015/9/8/chartex">
             <w:pict>
               <v:rect w14:anchorId="7BE0D465" id="Rectangle 32" o:spid="_x0000_s1026" style="position:absolute;left:0;text-align:left;margin-left:252.2pt;margin-top:27.05pt;width:18pt;height:17.25pt;z-index:251663360;visibility:visible;mso-wrap-style:square;mso-width-percent:0;mso-height-percent:0;mso-wrap-distance-left:9pt;mso-wrap-distance-top:0;mso-wrap-distance-right:9pt;mso-wrap-distance-bottom:0;mso-position-horizontal:absolute;mso-position-horizontal-relative:text;mso-position-vertical:absolute;mso-position-vertical-relative:text;mso-width-percent:0;mso-height-percent:0;mso-width-relative:page;mso-height-relative:page;v-text-anchor:top" o:gfxdata="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">
                 <v:textbox>
@@ -3260,7 +3268,7 @@
                     </wp:anchor>
                   </w:drawing>
                 </mc:Choice>
-                <mc:Fallback>
+                <mc:Fallback xmlns:cx1="http://schemas.microsoft.com/office/drawing/2015/9/8/chartex">
                   <w:pict>
                     <v:rect w14:anchorId="0B6FE889" id="Rectangle 33" o:spid="_x0000_s1027" style="position:absolute;left:0;text-align:left;margin-left:-1.55pt;margin-top:-.95pt;width:18pt;height:17.25pt;z-index:251662336;visibility:visible;mso-wrap-style:square;mso-width-percent:0;mso-height-percent:0;mso-wrap-distance-left:9pt;mso-wrap-distance-top:0;mso-wrap-distance-right:9pt;mso-wrap-distance-bottom:0;mso-position-horizontal:absolute;mso-position-horizontal-relative:text;mso-position-vertical:absolute;mso-position-vertical-relative:text;mso-width-percent:0;mso-height-percent:0;mso-width-relative:page;mso-height-relative:page;v-text-anchor:top" o:gfxdata="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">
                       <v:textbox>
@@ -3472,7 +3480,7 @@
                     </wp:anchor>
                   </w:drawing>
                 </mc:Choice>
-                <mc:Fallback xmlns:cx2="http://schemas.microsoft.com/office/drawing/2015/10/21/chartex" xmlns:cx3="http://schemas.microsoft.com/office/drawing/2016/5/9/chartex" xmlns:cx4="http://schemas.microsoft.com/office/drawing/2016/5/10/chartex" xmlns:cx5="http://schemas.microsoft.com/office/drawing/2016/5/11/chartex" xmlns:cx6="http://schemas.microsoft.com/office/drawing/2016/5/12/chartex" xmlns:cx7="http://schemas.microsoft.com/office/drawing/2016/5/13/chartex" xmlns:cx8="http://schemas.microsoft.com/office/drawing/2016/5/14/chartex" xmlns:aink="http://schemas.microsoft.com/office/drawing/2016/ink" xmlns:am3d="http://schemas.microsoft.com/office/drawing/2017/model3d" xmlns:oel="http://schemas.microsoft.com/office/2019/extlst" xmlns:w16cex="http://schemas.microsoft.com/office/word/2018/wordml/cex" xmlns:w16cid="http://schemas.microsoft.com/office/word/2016/wordml/cid" xmlns:w16="http://schemas.microsoft.com/office/word/2018/wordml" xmlns:w16du="http://schemas.microsoft.com/office/word/2023/wordml/word16du" xmlns:w16sdtdh="http://schemas.microsoft.com/office/word/2020/wordml/sdtdatahash" xmlns:w16sdtfl="http://schemas.microsoft.com/office/word/2024/wordml/sdtformatlock">
+                <mc:Fallback xmlns:w16sdtfl="http://schemas.microsoft.com/office/word/2024/wordml/sdtformatlock" xmlns:w16sdtdh="http://schemas.microsoft.com/office/word/2020/wordml/sdtdatahash" xmlns:w16du="http://schemas.microsoft.com/office/word/2023/wordml/word16du" xmlns:w16="http://schemas.microsoft.com/office/word/2018/wordml" xmlns:w16cid="http://schemas.microsoft.com/office/word/2016/wordml/cid" xmlns:w16cex="http://schemas.microsoft.com/office/word/2018/wordml/cex" xmlns:oel="http://schemas.microsoft.com/office/2019/extlst" xmlns:am3d="http://schemas.microsoft.com/office/drawing/2017/model3d" xmlns:aink="http://schemas.microsoft.com/office/drawing/2016/ink" xmlns:cx8="http://schemas.microsoft.com/office/drawing/2016/5/14/chartex" xmlns:cx7="http://schemas.microsoft.com/office/drawing/2016/5/13/chartex" xmlns:cx6="http://schemas.microsoft.com/office/drawing/2016/5/12/chartex" xmlns:cx5="http://schemas.microsoft.com/office/drawing/2016/5/11/chartex" xmlns:cx4="http://schemas.microsoft.com/office/drawing/2016/5/10/chartex" xmlns:cx3="http://schemas.microsoft.com/office/drawing/2016/5/9/chartex" xmlns:cx2="http://schemas.microsoft.com/office/drawing/2015/10/21/chartex" xmlns:cx1="http://schemas.microsoft.com/office/drawing/2015/9/8/chartex">
                   <w:pict>
                     <v:rect w14:anchorId="23B44E7C" id="Rectangle 504395446" o:spid="_x0000_s1026" style="position:absolute;margin-left:152.05pt;margin-top:-.95pt;width:18pt;height:17.25pt;z-index:251661312;visibility:visible;mso-wrap-style:square;mso-width-percent:0;mso-height-percent:0;mso-wrap-distance-left:9pt;mso-wrap-distance-top:0;mso-wrap-distance-right:9pt;mso-wrap-distance-bottom:0;mso-position-horizontal:absolute;mso-position-horizontal-relative:text;mso-position-vertical:absolute;mso-position-vertical-relative:text;mso-width-percent:0;mso-height-percent:0;mso-width-relative:page;mso-height-relative:page;v-text-anchor:top" o:gfxdata="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"/>
                   </w:pict>
@@ -3556,7 +3564,7 @@
                     </wp:anchor>
                   </w:drawing>
                 </mc:Choice>
-                <mc:Fallback>
+                <mc:Fallback xmlns:cx1="http://schemas.microsoft.com/office/drawing/2015/9/8/chartex">
                   <w:pict>
                     <v:rect w14:anchorId="28159F56" id="Rectangle 696" o:spid="_x0000_s1028" style="position:absolute;left:0;text-align:left;margin-left:-1.55pt;margin-top:-.95pt;width:18pt;height:17.25pt;z-index:251660288;visibility:visible;mso-wrap-style:square;mso-width-percent:0;mso-height-percent:0;mso-wrap-distance-left:9pt;mso-wrap-distance-top:0;mso-wrap-distance-right:9pt;mso-wrap-distance-bottom:0;mso-position-horizontal:absolute;mso-position-horizontal-relative:text;mso-position-vertical:absolute;mso-position-vertical-relative:text;mso-width-percent:0;mso-height-percent:0;mso-width-relative:page;mso-height-relative:page;v-text-anchor:top" o:gfxdata="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">
                       <v:textbox>
@@ -5079,7 +5087,7 @@
 </file>
 
 <file path=word/endnotes.xml><?xml version="1.0" encoding="utf-8"?>
-<w:endnotes xmlns:wpc="http://schemas.microsoft.com/office/word/2010/wordprocessingCanvas" xmlns:cx="http://schemas.microsoft.com/office/drawing/2014/chartex" xmlns:cx1="http://schemas.microsoft.com/office/drawing/2015/9/8/chartex" xmlns:mc="http://schemas.openxmlformats.org/markup-compatibility/2006" xmlns:o="urn:schemas-microsoft-com:office:office" xmlns:r="http://schemas.openxmlformats.org/officeDocument/2006/relationships" xmlns:m="http://schemas.openxmlformats.org/officeDocument/2006/math" xmlns:v="urn:schemas-microsoft-com:vml" xmlns:wp14="http://schemas.microsoft.com/office/word/2010/wordprocessingDrawing" xmlns:wp="http://schemas.openxmlformats.org/drawingml/2006/wordprocessingDrawing" xmlns:w10="urn:schemas-microsoft-com:office:word" xmlns:w="http://schemas.openxmlformats.org/wordprocessingml/2006/main" xmlns:w14="http://schemas.microsoft.com/office/word/2010/wordml" xmlns:w15="http://schemas.microsoft.com/office/word/2012/wordml" xmlns:w16se="http://schemas.microsoft.com/office/word/2015/wordml/symex" xmlns:wpg="http://schemas.microsoft.com/office/word/2010/wordprocessingGroup" xmlns:wpi="http://schemas.microsoft.com/office/word/2010/wordprocessingInk" xmlns:wne="http://schemas.microsoft.com/office/word/2006/wordml" xmlns:wps="http://schemas.microsoft.com/office/word/2010/wordprocessingShape" mc:Ignorable="w14 w15 w16se wp14">
+<w:endnotes xmlns:wpc="http://schemas.microsoft.com/office/word/2010/wordprocessingCanvas" xmlns:cx="http://schemas.microsoft.com/office/drawing/2014/chartex" xmlns:mc="http://schemas.openxmlformats.org/markup-compatibility/2006" xmlns:o="urn:schemas-microsoft-com:office:office" xmlns:r="http://schemas.openxmlformats.org/officeDocument/2006/relationships" xmlns:m="http://schemas.openxmlformats.org/officeDocument/2006/math" xmlns:v="urn:schemas-microsoft-com:vml" xmlns:wp14="http://schemas.microsoft.com/office/word/2010/wordprocessingDrawing" xmlns:wp="http://schemas.openxmlformats.org/drawingml/2006/wordprocessingDrawing" xmlns:w10="urn:schemas-microsoft-com:office:word" xmlns:w="http://schemas.openxmlformats.org/wordprocessingml/2006/main" xmlns:w14="http://schemas.microsoft.com/office/word/2010/wordml" xmlns:w15="http://schemas.microsoft.com/office/word/2012/wordml" xmlns:w16se="http://schemas.microsoft.com/office/word/2015/wordml/symex" xmlns:wpg="http://schemas.microsoft.com/office/word/2010/wordprocessingGroup" xmlns:wpi="http://schemas.microsoft.com/office/word/2010/wordprocessingInk" xmlns:wne="http://schemas.microsoft.com/office/word/2006/wordml" xmlns:wps="http://schemas.microsoft.com/office/word/2010/wordprocessingShape" mc:Ignorable="w14 w15 w16se wp14">
   <w:endnote w:type="separator" w:id="-1">
     <w:p>
       <w:r>
@@ -5098,7 +5106,7 @@
 </file>
 
 <file path=word/footer1.xml><?xml version="1.0" encoding="utf-8"?>
-<w:ftr xmlns:wpc="http://schemas.microsoft.com/office/word/2010/wordprocessingCanvas" xmlns:cx="http://schemas.microsoft.com/office/drawing/2014/chartex" xmlns:cx1="http://schemas.microsoft.com/office/drawing/2015/9/8/chartex" xmlns:mc="http://schemas.openxmlformats.org/markup-compatibility/2006" xmlns:o="urn:schemas-microsoft-com:office:office" xmlns:r="http://schemas.openxmlformats.org/officeDocument/2006/relationships" xmlns:m="http://schemas.openxmlformats.org/officeDocument/2006/math" xmlns:v="urn:schemas-microsoft-com:vml" xmlns:wp14="http://schemas.microsoft.com/office/word/2010/wordprocessingDrawing" xmlns:wp="http://schemas.openxmlformats.org/drawingml/2006/wordprocessingDrawing" xmlns:w10="urn:schemas-microsoft-com:office:word" xmlns:w="http://schemas.openxmlformats.org/wordprocessingml/2006/main" xmlns:w14="http://schemas.microsoft.com/office/word/2010/wordml" xmlns:w15="http://schemas.microsoft.com/office/word/2012/wordml" xmlns:w16se="http://schemas.microsoft.com/office/word/2015/wordml/symex" xmlns:wpg="http://schemas.microsoft.com/office/word/2010/wordprocessingGroup" xmlns:wpi="http://schemas.microsoft.com/office/word/2010/wordprocessingInk" xmlns:wne="http://schemas.microsoft.com/office/word/2006/wordml" xmlns:wps="http://schemas.microsoft.com/office/word/2010/wordprocessingShape" mc:Ignorable="w14 w15 w16se wp14">
+<w:ftr xmlns:wpc="http://schemas.microsoft.com/office/word/2010/wordprocessingCanvas" xmlns:cx="http://schemas.microsoft.com/office/drawing/2014/chartex" xmlns:mc="http://schemas.openxmlformats.org/markup-compatibility/2006" xmlns:o="urn:schemas-microsoft-com:office:office" xmlns:r="http://schemas.openxmlformats.org/officeDocument/2006/relationships" xmlns:m="http://schemas.openxmlformats.org/officeDocument/2006/math" xmlns:v="urn:schemas-microsoft-com:vml" xmlns:wp14="http://schemas.microsoft.com/office/word/2010/wordprocessingDrawing" xmlns:wp="http://schemas.openxmlformats.org/drawingml/2006/wordprocessingDrawing" xmlns:w10="urn:schemas-microsoft-com:office:word" xmlns:w="http://schemas.openxmlformats.org/wordprocessingml/2006/main" xmlns:w14="http://schemas.microsoft.com/office/word/2010/wordml" xmlns:w15="http://schemas.microsoft.com/office/word/2012/wordml" xmlns:w16se="http://schemas.microsoft.com/office/word/2015/wordml/symex" xmlns:wpg="http://schemas.microsoft.com/office/word/2010/wordprocessingGroup" xmlns:wpi="http://schemas.microsoft.com/office/word/2010/wordprocessingInk" xmlns:wne="http://schemas.microsoft.com/office/word/2006/wordml" xmlns:wps="http://schemas.microsoft.com/office/word/2010/wordprocessingShape" mc:Ignorable="w14 w15 w16se wp14">
   <w:p>
     <w:pPr>
       <w:pStyle w:val="Footer"/>
@@ -5114,7 +5122,7 @@
 </file>
 
 <file path=word/footnotes.xml><?xml version="1.0" encoding="utf-8"?>
-<w:footnotes xmlns:wpc="http://schemas.microsoft.com/office/word/2010/wordprocessingCanvas" xmlns:cx="http://schemas.microsoft.com/office/drawing/2014/chartex" xmlns:cx1="http://schemas.microsoft.com/office/drawing/2015/9/8/chartex" xmlns:mc="http://schemas.openxmlformats.org/markup-compatibility/2006" xmlns:o="urn:schemas-microsoft-com:office:office" xmlns:r="http://schemas.openxmlformats.org/officeDocument/2006/relationships" xmlns:m="http://schemas.openxmlformats.org/officeDocument/2006/math" xmlns:v="urn:schemas-microsoft-com:vml" xmlns:wp14="http://schemas.microsoft.com/office/word/2010/wordprocessingDrawing" xmlns:wp="http://schemas.openxmlformats.org/drawingml/2006/wordprocessingDrawing" xmlns:w10="urn:schemas-microsoft-com:office:word" xmlns:w="http://schemas.openxmlformats.org/wordprocessingml/2006/main" xmlns:w14="http://schemas.microsoft.com/office/word/2010/wordml" xmlns:w15="http://schemas.microsoft.com/office/word/2012/wordml" xmlns:w16se="http://schemas.microsoft.com/office/word/2015/wordml/symex" xmlns:wpg="http://schemas.microsoft.com/office/word/2010/wordprocessingGroup" xmlns:wpi="http://schemas.microsoft.com/office/word/2010/wordprocessingInk" xmlns:wne="http://schemas.microsoft.com/office/word/2006/wordml" xmlns:wps="http://schemas.microsoft.com/office/word/2010/wordprocessingShape" mc:Ignorable="w14 w15 w16se wp14">
+<w:footnotes xmlns:wpc="http://schemas.microsoft.com/office/word/2010/wordprocessingCanvas" xmlns:cx="http://schemas.microsoft.com/office/drawing/2014/chartex" xmlns:mc="http://schemas.openxmlformats.org/markup-compatibility/2006" xmlns:o="urn:schemas-microsoft-com:office:office" xmlns:r="http://schemas.openxmlformats.org/officeDocument/2006/relationships" xmlns:m="http://schemas.openxmlformats.org/officeDocument/2006/math" xmlns:v="urn:schemas-microsoft-com:vml" xmlns:wp14="http://schemas.microsoft.com/office/word/2010/wordprocessingDrawing" xmlns:wp="http://schemas.openxmlformats.org/drawingml/2006/wordprocessingDrawing" xmlns:w10="urn:schemas-microsoft-com:office:word" xmlns:w="http://schemas.openxmlformats.org/wordprocessingml/2006/main" xmlns:w14="http://schemas.microsoft.com/office/word/2010/wordml" xmlns:w15="http://schemas.microsoft.com/office/word/2012/wordml" xmlns:w16se="http://schemas.microsoft.com/office/word/2015/wordml/symex" xmlns:wpg="http://schemas.microsoft.com/office/word/2010/wordprocessingGroup" xmlns:wpi="http://schemas.microsoft.com/office/word/2010/wordprocessingInk" xmlns:wne="http://schemas.microsoft.com/office/word/2006/wordml" xmlns:wps="http://schemas.microsoft.com/office/word/2010/wordprocessingShape" mc:Ignorable="w14 w15 w16se wp14">
   <w:footnote w:type="separator" w:id="-1">
     <w:p>
       <w:r>
@@ -5328,7 +5336,7 @@
 </file>
 
 <file path=word/header1.xml><?xml version="1.0" encoding="utf-8"?>
-<w:hdr xmlns:wpc="http://schemas.microsoft.com/office/word/2010/wordprocessingCanvas" xmlns:cx="http://schemas.microsoft.com/office/drawing/2014/chartex" xmlns:cx1="http://schemas.microsoft.com/office/drawing/2015/9/8/chartex" xmlns:mc="http://schemas.openxmlformats.org/markup-compatibility/2006" xmlns:o="urn:schemas-microsoft-com:office:office" xmlns:r="http://schemas.openxmlformats.org/officeDocument/2006/relationships" xmlns:m="http://schemas.openxmlformats.org/officeDocument/2006/math" xmlns:v="urn:schemas-microsoft-com:vml" xmlns:wp14="http://schemas.microsoft.com/office/word/2010/wordprocessingDrawing" xmlns:wp="http://schemas.openxmlformats.org/drawingml/2006/wordprocessingDrawing" xmlns:w10="urn:schemas-microsoft-com:office:word" xmlns:w="http://schemas.openxmlformats.org/wordprocessingml/2006/main" xmlns:w14="http://schemas.microsoft.com/office/word/2010/wordml" xmlns:w15="http://schemas.microsoft.com/office/word/2012/wordml" xmlns:w16se="http://schemas.microsoft.com/office/word/2015/wordml/symex" xmlns:wpg="http://schemas.microsoft.com/office/word/2010/wordprocessingGroup" xmlns:wpi="http://schemas.microsoft.com/office/word/2010/wordprocessingInk" xmlns:wne="http://schemas.microsoft.com/office/word/2006/wordml" xmlns:wps="http://schemas.microsoft.com/office/word/2010/wordprocessingShape" mc:Ignorable="w14 w15 w16se wp14">
+<w:hdr xmlns:wpc="http://schemas.microsoft.com/office/word/2010/wordprocessingCanvas" xmlns:cx="http://schemas.microsoft.com/office/drawing/2014/chartex" xmlns:mc="http://schemas.openxmlformats.org/markup-compatibility/2006" xmlns:o="urn:schemas-microsoft-com:office:office" xmlns:r="http://schemas.openxmlformats.org/officeDocument/2006/relationships" xmlns:m="http://schemas.openxmlformats.org/officeDocument/2006/math" xmlns:v="urn:schemas-microsoft-com:vml" xmlns:wp14="http://schemas.microsoft.com/office/word/2010/wordprocessingDrawing" xmlns:wp="http://schemas.openxmlformats.org/drawingml/2006/wordprocessingDrawing" xmlns:w10="urn:schemas-microsoft-com:office:word" xmlns:w="http://schemas.openxmlformats.org/wordprocessingml/2006/main" xmlns:w14="http://schemas.microsoft.com/office/word/2010/wordml" xmlns:w15="http://schemas.microsoft.com/office/word/2012/wordml" xmlns:w16se="http://schemas.microsoft.com/office/word/2015/wordml/symex" xmlns:wpg="http://schemas.microsoft.com/office/word/2010/wordprocessingGroup" xmlns:wpi="http://schemas.microsoft.com/office/word/2010/wordprocessingInk" xmlns:wne="http://schemas.microsoft.com/office/word/2006/wordml" xmlns:wps="http://schemas.microsoft.com/office/word/2010/wordprocessingShape" mc:Ignorable="w14 w15 w16se wp14">
   <w:sdt>
     <w:sdtPr>
       <w:id w:val="-845556584"/>
@@ -5361,7 +5369,7 @@
           <w:rPr>
             <w:noProof/>
           </w:rPr>
-          <w:t>4</w:t>
+          <w:t>2</w:t>
         </w:r>
         <w:r>
           <w:rPr>
@@ -5376,7 +5384,7 @@
 </file>
 
 <file path=word/header2.xml><?xml version="1.0" encoding="utf-8"?>
-<w:hdr xmlns:wpc="http://schemas.microsoft.com/office/word/2010/wordprocessingCanvas" xmlns:cx="http://schemas.microsoft.com/office/drawing/2014/chartex" xmlns:cx1="http://schemas.microsoft.com/office/drawing/2015/9/8/chartex" xmlns:mc="http://schemas.openxmlformats.org/markup-compatibility/2006" xmlns:o="urn:schemas-microsoft-com:office:office" xmlns:r="http://schemas.openxmlformats.org/officeDocument/2006/relationships" xmlns:m="http://schemas.openxmlformats.org/officeDocument/2006/math" xmlns:v="urn:schemas-microsoft-com:vml" xmlns:wp14="http://schemas.microsoft.com/office/word/2010/wordprocessingDrawing" xmlns:wp="http://schemas.openxmlformats.org/drawingml/2006/wordprocessingDrawing" xmlns:w10="urn:schemas-microsoft-com:office:word" xmlns:w="http://schemas.openxmlformats.org/wordprocessingml/2006/main" xmlns:w14="http://schemas.microsoft.com/office/word/2010/wordml" xmlns:w15="http://schemas.microsoft.com/office/word/2012/wordml" xmlns:w16se="http://schemas.microsoft.com/office/word/2015/wordml/symex" xmlns:wpg="http://schemas.microsoft.com/office/word/2010/wordprocessingGroup" xmlns:wpi="http://schemas.microsoft.com/office/word/2010/wordprocessingInk" xmlns:wne="http://schemas.microsoft.com/office/word/2006/wordml" xmlns:wps="http://schemas.microsoft.com/office/word/2010/wordprocessingShape" mc:Ignorable="w14 w15 w16se wp14">
+<w:hdr xmlns:wpc="http://schemas.microsoft.com/office/word/2010/wordprocessingCanvas" xmlns:cx="http://schemas.microsoft.com/office/drawing/2014/chartex" xmlns:mc="http://schemas.openxmlformats.org/markup-compatibility/2006" xmlns:o="urn:schemas-microsoft-com:office:office" xmlns:r="http://schemas.openxmlformats.org/officeDocument/2006/relationships" xmlns:m="http://schemas.openxmlformats.org/officeDocument/2006/math" xmlns:v="urn:schemas-microsoft-com:vml" xmlns:wp14="http://schemas.microsoft.com/office/word/2010/wordprocessingDrawing" xmlns:wp="http://schemas.openxmlformats.org/drawingml/2006/wordprocessingDrawing" xmlns:w10="urn:schemas-microsoft-com:office:word" xmlns:w="http://schemas.openxmlformats.org/wordprocessingml/2006/main" xmlns:w14="http://schemas.microsoft.com/office/word/2010/wordml" xmlns:w15="http://schemas.microsoft.com/office/word/2012/wordml" xmlns:w16se="http://schemas.microsoft.com/office/word/2015/wordml/symex" xmlns:wpg="http://schemas.microsoft.com/office/word/2010/wordprocessingGroup" xmlns:wpi="http://schemas.microsoft.com/office/word/2010/wordprocessingInk" xmlns:wne="http://schemas.microsoft.com/office/word/2006/wordml" xmlns:wps="http://schemas.microsoft.com/office/word/2010/wordprocessingShape" mc:Ignorable="w14 w15 w16se wp14">
   <w:p>
     <w:pPr>
       <w:pStyle w:val="Header"/>
@@ -5386,7 +5394,7 @@
 </file>
 
 <file path=word/numbering.xml><?xml version="1.0" encoding="utf-8"?>
-<w:numbering xmlns:wpc="http://schemas.microsoft.com/office/word/2010/wordprocessingCanvas" xmlns:cx="http://schemas.microsoft.com/office/drawing/2014/chartex" xmlns:cx1="http://schemas.microsoft.com/office/drawing/2015/9/8/chartex" xmlns:mc="http://schemas.openxmlformats.org/markup-compatibility/2006" xmlns:o="urn:schemas-microsoft-com:office:office" xmlns:r="http://schemas.openxmlformats.org/officeDocument/2006/relationships" xmlns:m="http://schemas.openxmlformats.org/officeDocument/2006/math" xmlns:v="urn:schemas-microsoft-com:vml" xmlns:wp14="http://schemas.microsoft.com/office/word/2010/wordprocessingDrawing" xmlns:wp="http://schemas.openxmlformats.org/drawingml/2006/wordprocessingDrawing" xmlns:w10="urn:schemas-microsoft-com:office:word" xmlns:w="http://schemas.openxmlformats.org/wordprocessingml/2006/main" xmlns:w14="http://schemas.microsoft.com/office/word/2010/wordml" xmlns:w15="http://schemas.microsoft.com/office/word/2012/wordml" xmlns:w16se="http://schemas.microsoft.com/office/word/2015/wordml/symex" xmlns:wpg="http://schemas.microsoft.com/office/word/2010/wordprocessingGroup" xmlns:wpi="http://schemas.microsoft.com/office/word/2010/wordprocessingInk" xmlns:wne="http://schemas.microsoft.com/office/word/2006/wordml" xmlns:wps="http://schemas.microsoft.com/office/word/2010/wordprocessingShape" mc:Ignorable="w14 w15 w16se wp14">
+<w:numbering xmlns:wpc="http://schemas.microsoft.com/office/word/2010/wordprocessingCanvas" xmlns:cx="http://schemas.microsoft.com/office/drawing/2014/chartex" xmlns:mc="http://schemas.openxmlformats.org/markup-compatibility/2006" xmlns:o="urn:schemas-microsoft-com:office:office" xmlns:r="http://schemas.openxmlformats.org/officeDocument/2006/relationships" xmlns:m="http://schemas.openxmlformats.org/officeDocument/2006/math" xmlns:v="urn:schemas-microsoft-com:vml" xmlns:wp14="http://schemas.microsoft.com/office/word/2010/wordprocessingDrawing" xmlns:wp="http://schemas.openxmlformats.org/drawingml/2006/wordprocessingDrawing" xmlns:w10="urn:schemas-microsoft-com:office:word" xmlns:w="http://schemas.openxmlformats.org/wordprocessingml/2006/main" xmlns:w14="http://schemas.microsoft.com/office/word/2010/wordml" xmlns:w15="http://schemas.microsoft.com/office/word/2012/wordml" xmlns:w16se="http://schemas.microsoft.com/office/word/2015/wordml/symex" xmlns:wpg="http://schemas.microsoft.com/office/word/2010/wordprocessingGroup" xmlns:wpi="http://schemas.microsoft.com/office/word/2010/wordprocessingInk" xmlns:wne="http://schemas.microsoft.com/office/word/2006/wordml" xmlns:wps="http://schemas.microsoft.com/office/word/2010/wordprocessingShape" mc:Ignorable="w14 w15 w16se wp14">
   <w:abstractNum w:abstractNumId="0" w15:restartNumberingAfterBreak="0">
     <w:nsid w:val="788422C8"/>
     <w:multiLevelType w:val="hybridMultilevel"/>
